--- a/docs/quizzes/12_quiz_joins.docx
+++ b/docs/quizzes/12_quiz_joins.docx
@@ -31,7 +31,7 @@
         <w:pStyle w:val="Date"/>
       </w:pPr>
       <w:r>
-        <w:t xml:space="preserve">2026-09-04</w:t>
+        <w:t xml:space="preserve">2026-09-08</w:t>
       </w:r>
     </w:p>
     <w:bookmarkStart w:id="10" w:name="quiz-12-joins"/>

--- a/docs/quizzes/12_quiz_joins.docx
+++ b/docs/quizzes/12_quiz_joins.docx
@@ -31,25 +31,7 @@
         <w:pStyle w:val="Date"/>
       </w:pPr>
       <w:r>
-        <w:t xml:space="preserve">2026-09-08</w:t>
-      </w:r>
-    </w:p>
-    <w:bookmarkStart w:id="10" w:name="quiz-12-joins"/>
-    <w:p>
-      <w:pPr>
-        <w:pStyle w:val="Heading1"/>
-      </w:pPr>
-      <w:r>
-        <w:t xml:space="preserve">Quiz 12: Joins</w:t>
-      </w:r>
-    </w:p>
-    <w:bookmarkStart w:id="9" w:name="instructions"/>
-    <w:p>
-      <w:pPr>
-        <w:pStyle w:val="Heading3"/>
-      </w:pPr>
-      <w:r>
-        <w:t xml:space="preserve">Instructions</w:t>
+        <w:t xml:space="preserve">2026-09-10</w:t>
       </w:r>
     </w:p>
     <w:p>
@@ -57,7 +39,33 @@
         <w:pStyle w:val="FirstParagraph"/>
       </w:pPr>
       <w:r>
-        <w:t xml:space="preserve">Answer all 10 questions. This quiz covers keys, the mutating joins (left/inner/full), the filtering joins (semi/anti), and joining tables whose keys are named differently.</w:t>
+        <w:rPr>
+          <w:b/>
+          <w:bCs/>
+        </w:rPr>
+        <w:t xml:space="preserve">Name:</w:t>
+      </w:r>
+      <w:r>
+        <w:t xml:space="preserve"> </w:t>
+      </w:r>
+      <w:r>
+        <w:t xml:space="preserve">______________________________</w:t>
+      </w:r>
+      <w:r>
+        <w:t xml:space="preserve"> </w:t>
+      </w:r>
+      <w:r>
+        <w:rPr>
+          <w:b/>
+          <w:bCs/>
+        </w:rPr>
+        <w:t xml:space="preserve">Date:</w:t>
+      </w:r>
+      <w:r>
+        <w:t xml:space="preserve"> </w:t>
+      </w:r>
+      <w:r>
+        <w:t xml:space="preserve">______________</w:t>
       </w:r>
     </w:p>
     <w:p>
@@ -66,16 +74,130 @@
       </w:pPr>
       <w:r>
         <w:rPr>
-          <w:b/>
-          <w:bCs/>
-        </w:rPr>
-        <w:t xml:space="preserve">Grading:</w:t>
-      </w:r>
-      <w:r>
-        <w:t xml:space="preserve"> </w:t>
-      </w:r>
-      <w:r>
-        <w:t xml:space="preserve">10 questions × 1 point = 10 points total. Partial credit is available on code questions.</w:t>
+          <w:i/>
+          <w:iCs/>
+        </w:rPr>
+        <w:t xml:space="preserve">Instructor note — this is a question bank, not the handout. Pick ~10 questions (spread across topics and types), delete the rest, this note, and the answer key. Tags:</w:t>
+      </w:r>
+      <w:r>
+        <w:rPr>
+          <w:i/>
+          <w:iCs/>
+        </w:rPr>
+        <w:t xml:space="preserve"> </w:t>
+      </w:r>
+      <w:r>
+        <w:rPr>
+          <w:b/>
+          <w:bCs/>
+          <w:i/>
+          <w:iCs/>
+        </w:rPr>
+        <w:t xml:space="preserve">(MC)</w:t>
+      </w:r>
+      <w:r>
+        <w:rPr>
+          <w:i/>
+          <w:iCs/>
+        </w:rPr>
+        <w:t xml:space="preserve"> </w:t>
+      </w:r>
+      <w:r>
+        <w:rPr>
+          <w:i/>
+          <w:iCs/>
+        </w:rPr>
+        <w:t xml:space="preserve">·</w:t>
+      </w:r>
+      <w:r>
+        <w:rPr>
+          <w:i/>
+          <w:iCs/>
+        </w:rPr>
+        <w:t xml:space="preserve"> </w:t>
+      </w:r>
+      <w:r>
+        <w:rPr>
+          <w:b/>
+          <w:bCs/>
+          <w:i/>
+          <w:iCs/>
+        </w:rPr>
+        <w:t xml:space="preserve">(T/F)</w:t>
+      </w:r>
+      <w:r>
+        <w:rPr>
+          <w:i/>
+          <w:iCs/>
+        </w:rPr>
+        <w:t xml:space="preserve"> </w:t>
+      </w:r>
+      <w:r>
+        <w:rPr>
+          <w:i/>
+          <w:iCs/>
+        </w:rPr>
+        <w:t xml:space="preserve">·</w:t>
+      </w:r>
+      <w:r>
+        <w:rPr>
+          <w:i/>
+          <w:iCs/>
+        </w:rPr>
+        <w:t xml:space="preserve"> </w:t>
+      </w:r>
+      <w:r>
+        <w:rPr>
+          <w:b/>
+          <w:bCs/>
+          <w:i/>
+          <w:iCs/>
+        </w:rPr>
+        <w:t xml:space="preserve">(Predict)</w:t>
+      </w:r>
+      <w:r>
+        <w:rPr>
+          <w:i/>
+          <w:iCs/>
+        </w:rPr>
+        <w:t xml:space="preserve"> </w:t>
+      </w:r>
+      <w:r>
+        <w:rPr>
+          <w:i/>
+          <w:iCs/>
+        </w:rPr>
+        <w:t xml:space="preserve">predict the output ·</w:t>
+      </w:r>
+      <w:r>
+        <w:rPr>
+          <w:i/>
+          <w:iCs/>
+        </w:rPr>
+        <w:t xml:space="preserve"> </w:t>
+      </w:r>
+      <w:r>
+        <w:rPr>
+          <w:b/>
+          <w:bCs/>
+          <w:i/>
+          <w:iCs/>
+        </w:rPr>
+        <w:t xml:space="preserve">(Fix)</w:t>
+      </w:r>
+      <w:r>
+        <w:rPr>
+          <w:i/>
+          <w:iCs/>
+        </w:rPr>
+        <w:t xml:space="preserve"> </w:t>
+      </w:r>
+      <w:r>
+        <w:rPr>
+          <w:i/>
+          <w:iCs/>
+        </w:rPr>
+        <w:t xml:space="preserve">spot the mistake. ★ marks a harder question.</w:t>
       </w:r>
     </w:p>
     <w:p>
@@ -85,24 +207,213 @@
         </w:pict>
       </w:r>
     </w:p>
+    <w:bookmarkStart w:id="14" w:name="the-mutating-joins-left-inner-full"/>
+    <w:p>
+      <w:pPr>
+        <w:pStyle w:val="Heading2"/>
+      </w:pPr>
+      <w:r>
+        <w:t xml:space="preserve">The mutating joins (left / inner / full)</w:t>
+      </w:r>
+    </w:p>
+    <w:bookmarkStart w:id="9" w:name="Xdb953e2045f2a7bd8c03de9128473aee6e18767"/>
+    <w:p>
+      <w:pPr>
+        <w:pStyle w:val="Heading3"/>
+      </w:pPr>
+      <w:r>
+        <w:t xml:space="preserve">1.</w:t>
+      </w:r>
+      <w:r>
+        <w:t xml:space="preserve"> </w:t>
+      </w:r>
+      <w:r>
+        <w:rPr>
+          <w:i/>
+          <w:iCs/>
+        </w:rPr>
+        <w:t xml:space="preserve">(T/F)</w:t>
+      </w:r>
+      <w:r>
+        <w:t xml:space="preserve"> </w:t>
+      </w:r>
+      <w:r>
+        <w:t xml:space="preserve">A</w:t>
+      </w:r>
+      <w:r>
+        <w:t xml:space="preserve"> </w:t>
+      </w:r>
+      <w:r>
+        <w:rPr>
+          <w:rStyle w:val="VerbatimChar"/>
+        </w:rPr>
+        <w:t xml:space="preserve">left_join(x, y)</w:t>
+      </w:r>
+      <w:r>
+        <w:t xml:space="preserve"> </w:t>
+      </w:r>
+      <w:r>
+        <w:t xml:space="preserve">keeps every row of</w:t>
+      </w:r>
+      <w:r>
+        <w:t xml:space="preserve"> </w:t>
+      </w:r>
+      <w:r>
+        <w:rPr>
+          <w:rStyle w:val="VerbatimChar"/>
+        </w:rPr>
+        <w:t xml:space="preserve">x</w:t>
+      </w:r>
+      <w:r>
+        <w:t xml:space="preserve">, adding columns from</w:t>
+      </w:r>
+      <w:r>
+        <w:t xml:space="preserve"> </w:t>
+      </w:r>
+      <w:r>
+        <w:rPr>
+          <w:rStyle w:val="VerbatimChar"/>
+        </w:rPr>
+        <w:t xml:space="preserve">y</w:t>
+      </w:r>
+      <w:r>
+        <w:t xml:space="preserve"> </w:t>
+      </w:r>
+      <w:r>
+        <w:t xml:space="preserve">where the key matches.</w:t>
+      </w:r>
+    </w:p>
+    <w:p>
+      <w:pPr>
+        <w:pStyle w:val="FirstParagraph"/>
+      </w:pPr>
+      <w:r>
+        <w:rPr>
+          <w:b/>
+          <w:bCs/>
+        </w:rPr>
+        <w:t xml:space="preserve">True / False</w:t>
+      </w:r>
+    </w:p>
     <w:bookmarkEnd w:id="9"/>
+    <w:bookmarkStart w:id="10" w:name="mc-inner_join-keeps"/>
+    <w:p>
+      <w:pPr>
+        <w:pStyle w:val="Heading3"/>
+      </w:pPr>
+      <w:r>
+        <w:t xml:space="preserve">2.</w:t>
+      </w:r>
+      <w:r>
+        <w:t xml:space="preserve"> </w:t>
+      </w:r>
+      <w:r>
+        <w:rPr>
+          <w:i/>
+          <w:iCs/>
+        </w:rPr>
+        <w:t xml:space="preserve">(MC)</w:t>
+      </w:r>
+      <w:r>
+        <w:t xml:space="preserve"> </w:t>
+      </w:r>
+      <w:r>
+        <w:rPr>
+          <w:rStyle w:val="VerbatimChar"/>
+        </w:rPr>
+        <w:t xml:space="preserve">inner_join()</w:t>
+      </w:r>
+      <w:r>
+        <w:t xml:space="preserve"> </w:t>
+      </w:r>
+      <w:r>
+        <w:t xml:space="preserve">keeps:</w:t>
+      </w:r>
+    </w:p>
+    <w:p>
+      <w:pPr>
+        <w:pStyle w:val="FirstParagraph"/>
+      </w:pPr>
+      <w:r>
+        <w:rPr>
+          <w:b/>
+          <w:bCs/>
+        </w:rPr>
+        <w:t xml:space="preserve">a.</w:t>
+      </w:r>
+      <w:r>
+        <w:t xml:space="preserve"> </w:t>
+      </w:r>
+      <w:r>
+        <w:t xml:space="preserve">All rows from the left table</w:t>
+      </w:r>
+      <w:r>
+        <w:br/>
+      </w:r>
+      <w:r>
+        <w:rPr>
+          <w:b/>
+          <w:bCs/>
+        </w:rPr>
+        <w:t xml:space="preserve">b.</w:t>
+      </w:r>
+      <w:r>
+        <w:t xml:space="preserve"> </w:t>
+      </w:r>
+      <w:r>
+        <w:t xml:space="preserve">Only rows that match in both tables</w:t>
+      </w:r>
+      <w:r>
+        <w:br/>
+      </w:r>
+      <w:r>
+        <w:rPr>
+          <w:b/>
+          <w:bCs/>
+        </w:rPr>
+        <w:t xml:space="preserve">c.</w:t>
+      </w:r>
+      <w:r>
+        <w:t xml:space="preserve"> </w:t>
+      </w:r>
+      <w:r>
+        <w:t xml:space="preserve">All rows from both tables</w:t>
+      </w:r>
+      <w:r>
+        <w:br/>
+      </w:r>
+      <w:r>
+        <w:rPr>
+          <w:b/>
+          <w:bCs/>
+        </w:rPr>
+        <w:t xml:space="preserve">d.</w:t>
+      </w:r>
+      <w:r>
+        <w:t xml:space="preserve"> </w:t>
+      </w:r>
+      <w:r>
+        <w:t xml:space="preserve">Left rows that have no match</w:t>
+      </w:r>
+    </w:p>
     <w:bookmarkEnd w:id="10"/>
-    <w:bookmarkStart w:id="12" w:name="question-1-true-false"/>
-    <w:p>
-      <w:pPr>
-        <w:pStyle w:val="Heading1"/>
-      </w:pPr>
-      <w:r>
-        <w:t xml:space="preserve">Question 1 · True / False</w:t>
-      </w:r>
-    </w:p>
-    <w:bookmarkStart w:id="11" w:name="X77be26947eccff3765a3aa155041a37de81f7f7"/>
+    <w:bookmarkStart w:id="11" w:name="mc-full_join-keeps"/>
     <w:p>
       <w:pPr>
         <w:pStyle w:val="Heading3"/>
       </w:pPr>
       <w:r>
-        <w:t xml:space="preserve">A</w:t>
+        <w:t xml:space="preserve">3.</w:t>
+      </w:r>
+      <w:r>
+        <w:t xml:space="preserve"> </w:t>
+      </w:r>
+      <w:r>
+        <w:rPr>
+          <w:i/>
+          <w:iCs/>
+        </w:rPr>
+        <w:t xml:space="preserve">(MC)</w:t>
       </w:r>
       <w:r>
         <w:t xml:space="preserve"> </w:t>
@@ -111,13 +422,63 @@
         <w:rPr>
           <w:rStyle w:val="VerbatimChar"/>
         </w:rPr>
-        <w:t xml:space="preserve">left_join(x, y)</w:t>
-      </w:r>
-      <w:r>
-        <w:t xml:space="preserve"> </w:t>
-      </w:r>
-      <w:r>
-        <w:t xml:space="preserve">keeps every row of</w:t>
+        <w:t xml:space="preserve">full_join()</w:t>
+      </w:r>
+      <w:r>
+        <w:t xml:space="preserve"> </w:t>
+      </w:r>
+      <w:r>
+        <w:t xml:space="preserve">keeps:</w:t>
+      </w:r>
+    </w:p>
+    <w:p>
+      <w:pPr>
+        <w:pStyle w:val="FirstParagraph"/>
+      </w:pPr>
+      <w:r>
+        <w:rPr>
+          <w:b/>
+          <w:bCs/>
+        </w:rPr>
+        <w:t xml:space="preserve">a.</w:t>
+      </w:r>
+      <w:r>
+        <w:t xml:space="preserve"> </w:t>
+      </w:r>
+      <w:r>
+        <w:t xml:space="preserve">Only matching rows</w:t>
+      </w:r>
+      <w:r>
+        <w:br/>
+      </w:r>
+      <w:r>
+        <w:rPr>
+          <w:b/>
+          <w:bCs/>
+        </w:rPr>
+        <w:t xml:space="preserve">b.</w:t>
+      </w:r>
+      <w:r>
+        <w:t xml:space="preserve"> </w:t>
+      </w:r>
+      <w:r>
+        <w:t xml:space="preserve">All rows from the left table only</w:t>
+      </w:r>
+      <w:r>
+        <w:br/>
+      </w:r>
+      <w:r>
+        <w:rPr>
+          <w:b/>
+          <w:bCs/>
+        </w:rPr>
+        <w:t xml:space="preserve">c.</w:t>
+      </w:r>
+      <w:r>
+        <w:t xml:space="preserve"> </w:t>
+      </w:r>
+      <w:r>
+        <w:t xml:space="preserve">All rows from both tables, filling gaps with</w:t>
       </w:r>
       <w:r>
         <w:t xml:space="preserve"> </w:t>
@@ -126,10 +487,49 @@
         <w:rPr>
           <w:rStyle w:val="VerbatimChar"/>
         </w:rPr>
-        <w:t xml:space="preserve">x</w:t>
-      </w:r>
-      <w:r>
-        <w:t xml:space="preserve">, adding columns from</w:t>
+        <w:t xml:space="preserve">NA</w:t>
+      </w:r>
+      <w:r>
+        <w:br/>
+      </w:r>
+      <w:r>
+        <w:rPr>
+          <w:b/>
+          <w:bCs/>
+        </w:rPr>
+        <w:t xml:space="preserve">d.</w:t>
+      </w:r>
+      <w:r>
+        <w:t xml:space="preserve"> </w:t>
+      </w:r>
+      <w:r>
+        <w:t xml:space="preserve">Left rows that do not match</w:t>
+      </w:r>
+    </w:p>
+    <w:bookmarkEnd w:id="11"/>
+    <w:bookmarkStart w:id="12" w:name="X01dc86fc700e8a2bf975670a3c3b8f3ad503e8d"/>
+    <w:p>
+      <w:pPr>
+        <w:pStyle w:val="Heading3"/>
+      </w:pPr>
+      <w:r>
+        <w:t xml:space="preserve">4.</w:t>
+      </w:r>
+      <w:r>
+        <w:t xml:space="preserve"> </w:t>
+      </w:r>
+      <w:r>
+        <w:rPr>
+          <w:i/>
+          <w:iCs/>
+        </w:rPr>
+        <w:t xml:space="preserve">(Predict)</w:t>
+      </w:r>
+      <w:r>
+        <w:t xml:space="preserve"> </w:t>
+      </w:r>
+      <w:r>
+        <w:t xml:space="preserve">Table A has 5,000 reports; only 4,000 have a matching location in table B.</w:t>
       </w:r>
       <w:r>
         <w:t xml:space="preserve"> </w:t>
@@ -138,38 +538,184 @@
         <w:rPr>
           <w:rStyle w:val="VerbatimChar"/>
         </w:rPr>
-        <w:t xml:space="preserve">y</w:t>
-      </w:r>
-      <w:r>
-        <w:t xml:space="preserve"> </w:t>
-      </w:r>
-      <w:r>
-        <w:t xml:space="preserve">where the key matches.</w:t>
-      </w:r>
-    </w:p>
-    <w:p>
-      <w:pPr>
-        <w:pStyle w:val="SourceCode"/>
-      </w:pPr>
+        <w:t xml:space="preserve">inner_join(A, B)</w:t>
+      </w:r>
+      <w:r>
+        <w:t xml:space="preserve"> </w:t>
+      </w:r>
+      <w:r>
+        <w:t xml:space="preserve">returns about:</w:t>
+      </w:r>
+    </w:p>
+    <w:p>
+      <w:pPr>
+        <w:pStyle w:val="FirstParagraph"/>
+      </w:pPr>
+      <w:r>
+        <w:rPr>
+          <w:b/>
+          <w:bCs/>
+        </w:rPr>
+        <w:t xml:space="preserve">a.</w:t>
+      </w:r>
+      <w:r>
+        <w:t xml:space="preserve"> </w:t>
+      </w:r>
+      <w:r>
+        <w:t xml:space="preserve">5,000 rows</w:t>
+      </w:r>
+      <w:r>
+        <w:t xml:space="preserve"> </w:t>
+      </w:r>
+      <w:r>
+        <w:rPr>
+          <w:b/>
+          <w:bCs/>
+        </w:rPr>
+        <w:t xml:space="preserve">b.</w:t>
+      </w:r>
+      <w:r>
+        <w:t xml:space="preserve"> </w:t>
+      </w:r>
+      <w:r>
+        <w:t xml:space="preserve">4,000 rows</w:t>
+      </w:r>
+      <w:r>
+        <w:t xml:space="preserve"> </w:t>
+      </w:r>
+      <w:r>
+        <w:rPr>
+          <w:b/>
+          <w:bCs/>
+        </w:rPr>
+        <w:t xml:space="preserve">c.</w:t>
+      </w:r>
+      <w:r>
+        <w:t xml:space="preserve"> </w:t>
+      </w:r>
+      <w:r>
+        <w:t xml:space="preserve">9,000 rows</w:t>
+      </w:r>
+      <w:r>
+        <w:t xml:space="preserve"> </w:t>
+      </w:r>
+      <w:r>
+        <w:rPr>
+          <w:b/>
+          <w:bCs/>
+        </w:rPr>
+        <w:t xml:space="preserve">d.</w:t>
+      </w:r>
+      <w:r>
+        <w:t xml:space="preserve"> </w:t>
+      </w:r>
+      <w:r>
+        <w:t xml:space="preserve">1,000 rows</w:t>
+      </w:r>
+    </w:p>
+    <w:bookmarkEnd w:id="12"/>
+    <w:bookmarkStart w:id="13" w:name="Xf64d21d79a652b3079c9915c432a64acbcfe4ba"/>
+    <w:p>
+      <w:pPr>
+        <w:pStyle w:val="Heading3"/>
+      </w:pPr>
+      <w:r>
+        <w:t xml:space="preserve">5.</w:t>
+      </w:r>
+      <w:r>
+        <w:t xml:space="preserve"> </w:t>
+      </w:r>
+      <w:r>
+        <w:rPr>
+          <w:i/>
+          <w:iCs/>
+        </w:rPr>
+        <w:t xml:space="preserve">(MC)</w:t>
+      </w:r>
+      <w:r>
+        <w:t xml:space="preserve"> </w:t>
+      </w:r>
+      <w:r>
+        <w:t xml:space="preserve">You want to map every report, keeping ones with no coordinates (dropped later). Which join?</w:t>
+      </w:r>
+    </w:p>
+    <w:p>
+      <w:pPr>
+        <w:pStyle w:val="FirstParagraph"/>
+      </w:pPr>
+      <w:r>
+        <w:rPr>
+          <w:b/>
+          <w:bCs/>
+        </w:rPr>
+        <w:t xml:space="preserve">a.</w:t>
+      </w:r>
+      <w:r>
+        <w:t xml:space="preserve"> </w:t>
+      </w:r>
       <w:r>
         <w:rPr>
           <w:rStyle w:val="VerbatimChar"/>
         </w:rPr>
-        <w:t xml:space="preserve">TRUE        FALSE</w:t>
-      </w:r>
-    </w:p>
-    <w:p>
-      <w:pPr>
-        <w:pStyle w:val="FirstParagraph"/>
-      </w:pPr>
-      <w:r>
-        <w:t xml:space="preserve">Your answer:</w:t>
-      </w:r>
-    </w:p>
-    <w:p>
-      <w:pPr>
-        <w:pStyle w:val="SourceCode"/>
-      </w:pPr>
+        <w:t xml:space="preserve">inner_join</w:t>
+      </w:r>
+      <w:r>
+        <w:t xml:space="preserve"> </w:t>
+      </w:r>
+      <w:r>
+        <w:rPr>
+          <w:b/>
+          <w:bCs/>
+        </w:rPr>
+        <w:t xml:space="preserve">b.</w:t>
+      </w:r>
+      <w:r>
+        <w:t xml:space="preserve"> </w:t>
+      </w:r>
+      <w:r>
+        <w:rPr>
+          <w:rStyle w:val="VerbatimChar"/>
+        </w:rPr>
+        <w:t xml:space="preserve">left_join</w:t>
+      </w:r>
+      <w:r>
+        <w:t xml:space="preserve"> </w:t>
+      </w:r>
+      <w:r>
+        <w:rPr>
+          <w:b/>
+          <w:bCs/>
+        </w:rPr>
+        <w:t xml:space="preserve">c.</w:t>
+      </w:r>
+      <w:r>
+        <w:t xml:space="preserve"> </w:t>
+      </w:r>
+      <w:r>
+        <w:rPr>
+          <w:rStyle w:val="VerbatimChar"/>
+        </w:rPr>
+        <w:t xml:space="preserve">anti_join</w:t>
+      </w:r>
+      <w:r>
+        <w:t xml:space="preserve"> </w:t>
+      </w:r>
+      <w:r>
+        <w:rPr>
+          <w:b/>
+          <w:bCs/>
+        </w:rPr>
+        <w:t xml:space="preserve">d.</w:t>
+      </w:r>
+      <w:r>
+        <w:t xml:space="preserve"> </w:t>
+      </w:r>
+      <w:r>
+        <w:rPr>
+          <w:rStyle w:val="VerbatimChar"/>
+        </w:rPr>
+        <w:t xml:space="preserve">semi_join</w:t>
+      </w:r>
     </w:p>
     <w:p>
       <w:r>
@@ -178,24 +724,34 @@
         </w:pict>
       </w:r>
     </w:p>
-    <w:bookmarkEnd w:id="11"/>
-    <w:bookmarkEnd w:id="12"/>
-    <w:bookmarkStart w:id="14" w:name="question-2-multiple-choice"/>
-    <w:p>
-      <w:pPr>
-        <w:pStyle w:val="Heading1"/>
-      </w:pPr>
-      <w:r>
-        <w:t xml:space="preserve">Question 2 · Multiple choice</w:t>
-      </w:r>
-    </w:p>
-    <w:bookmarkStart w:id="13" w:name="X0fcbbe0e0b0a3fd6e72233d38f0114502d99bf0"/>
+    <w:bookmarkEnd w:id="13"/>
+    <w:bookmarkEnd w:id="14"/>
+    <w:bookmarkStart w:id="19" w:name="the-filtering-joins-semi-anti"/>
+    <w:p>
+      <w:pPr>
+        <w:pStyle w:val="Heading2"/>
+      </w:pPr>
+      <w:r>
+        <w:t xml:space="preserve">The filtering joins (semi / anti)</w:t>
+      </w:r>
+    </w:p>
+    <w:bookmarkStart w:id="15" w:name="mc-anti_joinx-y-returns"/>
     <w:p>
       <w:pPr>
         <w:pStyle w:val="Heading3"/>
       </w:pPr>
       <w:r>
-        <w:t xml:space="preserve">Table A has 5,000 reports; only 4,000 have a matching location in table B. An</w:t>
+        <w:t xml:space="preserve">6.</w:t>
+      </w:r>
+      <w:r>
+        <w:t xml:space="preserve"> </w:t>
+      </w:r>
+      <w:r>
+        <w:rPr>
+          <w:i/>
+          <w:iCs/>
+        </w:rPr>
+        <w:t xml:space="preserve">(MC)</w:t>
       </w:r>
       <w:r>
         <w:t xml:space="preserve"> </w:t>
@@ -204,51 +760,329 @@
         <w:rPr>
           <w:rStyle w:val="VerbatimChar"/>
         </w:rPr>
-        <w:t xml:space="preserve">inner_join(A, B)</w:t>
-      </w:r>
-      <w:r>
-        <w:t xml:space="preserve"> </w:t>
-      </w:r>
-      <w:r>
-        <w:t xml:space="preserve">returns about:</w:t>
-      </w:r>
-    </w:p>
-    <w:p>
-      <w:pPr>
-        <w:pStyle w:val="SourceCode"/>
-      </w:pPr>
+        <w:t xml:space="preserve">anti_join(x, y)</w:t>
+      </w:r>
+      <w:r>
+        <w:t xml:space="preserve"> </w:t>
+      </w:r>
+      <w:r>
+        <w:t xml:space="preserve">returns:</w:t>
+      </w:r>
+    </w:p>
+    <w:p>
+      <w:pPr>
+        <w:pStyle w:val="FirstParagraph"/>
+      </w:pPr>
+      <w:r>
+        <w:rPr>
+          <w:b/>
+          <w:bCs/>
+        </w:rPr>
+        <w:t xml:space="preserve">a.</w:t>
+      </w:r>
+      <w:r>
+        <w:t xml:space="preserve"> </w:t>
+      </w:r>
+      <w:r>
+        <w:t xml:space="preserve">Rows of</w:t>
+      </w:r>
+      <w:r>
+        <w:t xml:space="preserve"> </w:t>
+      </w:r>
       <w:r>
         <w:rPr>
           <w:rStyle w:val="VerbatimChar"/>
         </w:rPr>
-        <w:t xml:space="preserve">A)  5,000 rows</w:t>
+        <w:t xml:space="preserve">x</w:t>
+      </w:r>
+      <w:r>
+        <w:t xml:space="preserve"> </w:t>
+      </w:r>
+      <w:r>
+        <w:t xml:space="preserve">that have NO match in</w:t>
+      </w:r>
+      <w:r>
+        <w:t xml:space="preserve"> </w:t>
+      </w:r>
+      <w:r>
+        <w:rPr>
+          <w:rStyle w:val="VerbatimChar"/>
+        </w:rPr>
+        <w:t xml:space="preserve">y</w:t>
+      </w:r>
+      <w:r>
+        <w:t xml:space="preserve"> </w:t>
+      </w:r>
+      <w:r>
+        <w:t xml:space="preserve">(and adds no columns)</w:t>
       </w:r>
       <w:r>
         <w:br/>
       </w:r>
       <w:r>
         <w:rPr>
+          <w:b/>
+          <w:bCs/>
+        </w:rPr>
+        <w:t xml:space="preserve">b.</w:t>
+      </w:r>
+      <w:r>
+        <w:t xml:space="preserve"> </w:t>
+      </w:r>
+      <w:r>
+        <w:t xml:space="preserve">Rows of</w:t>
+      </w:r>
+      <w:r>
+        <w:t xml:space="preserve"> </w:t>
+      </w:r>
+      <w:r>
+        <w:rPr>
           <w:rStyle w:val="VerbatimChar"/>
         </w:rPr>
-        <w:t xml:space="preserve">B)  4,000 rows</w:t>
+        <w:t xml:space="preserve">x</w:t>
+      </w:r>
+      <w:r>
+        <w:t xml:space="preserve"> </w:t>
+      </w:r>
+      <w:r>
+        <w:t xml:space="preserve">that DO match in</w:t>
+      </w:r>
+      <w:r>
+        <w:t xml:space="preserve"> </w:t>
+      </w:r>
+      <w:r>
+        <w:rPr>
+          <w:rStyle w:val="VerbatimChar"/>
+        </w:rPr>
+        <w:t xml:space="preserve">y</w:t>
       </w:r>
       <w:r>
         <w:br/>
       </w:r>
       <w:r>
         <w:rPr>
+          <w:b/>
+          <w:bCs/>
+        </w:rPr>
+        <w:t xml:space="preserve">c.</w:t>
+      </w:r>
+      <w:r>
+        <w:t xml:space="preserve"> </w:t>
+      </w:r>
+      <w:r>
+        <w:t xml:space="preserve">All rows of both tables</w:t>
+      </w:r>
+      <w:r>
+        <w:br/>
+      </w:r>
+      <w:r>
+        <w:rPr>
+          <w:b/>
+          <w:bCs/>
+        </w:rPr>
+        <w:t xml:space="preserve">d.</w:t>
+      </w:r>
+      <w:r>
+        <w:t xml:space="preserve"> </w:t>
+      </w:r>
+      <w:r>
+        <w:t xml:space="preserve">Only the matching columns</w:t>
+      </w:r>
+    </w:p>
+    <w:bookmarkEnd w:id="15"/>
+    <w:bookmarkStart w:id="16" w:name="mc-semi_joinx-y-returns"/>
+    <w:p>
+      <w:pPr>
+        <w:pStyle w:val="Heading3"/>
+      </w:pPr>
+      <w:r>
+        <w:t xml:space="preserve">7.</w:t>
+      </w:r>
+      <w:r>
+        <w:t xml:space="preserve"> </w:t>
+      </w:r>
+      <w:r>
+        <w:rPr>
+          <w:i/>
+          <w:iCs/>
+        </w:rPr>
+        <w:t xml:space="preserve">(MC)</w:t>
+      </w:r>
+      <w:r>
+        <w:t xml:space="preserve"> </w:t>
+      </w:r>
+      <w:r>
+        <w:rPr>
           <w:rStyle w:val="VerbatimChar"/>
         </w:rPr>
-        <w:t xml:space="preserve">C)  9,000 rows</w:t>
+        <w:t xml:space="preserve">semi_join(x, y)</w:t>
+      </w:r>
+      <w:r>
+        <w:t xml:space="preserve"> </w:t>
+      </w:r>
+      <w:r>
+        <w:t xml:space="preserve">returns:</w:t>
+      </w:r>
+    </w:p>
+    <w:p>
+      <w:pPr>
+        <w:pStyle w:val="FirstParagraph"/>
+      </w:pPr>
+      <w:r>
+        <w:rPr>
+          <w:b/>
+          <w:bCs/>
+        </w:rPr>
+        <w:t xml:space="preserve">a.</w:t>
+      </w:r>
+      <w:r>
+        <w:t xml:space="preserve"> </w:t>
+      </w:r>
+      <w:r>
+        <w:t xml:space="preserve">Rows of</w:t>
+      </w:r>
+      <w:r>
+        <w:t xml:space="preserve"> </w:t>
+      </w:r>
+      <w:r>
+        <w:rPr>
+          <w:rStyle w:val="VerbatimChar"/>
+        </w:rPr>
+        <w:t xml:space="preserve">x</w:t>
+      </w:r>
+      <w:r>
+        <w:t xml:space="preserve"> </w:t>
+      </w:r>
+      <w:r>
+        <w:t xml:space="preserve">that DO match in</w:t>
+      </w:r>
+      <w:r>
+        <w:t xml:space="preserve"> </w:t>
+      </w:r>
+      <w:r>
+        <w:rPr>
+          <w:rStyle w:val="VerbatimChar"/>
+        </w:rPr>
+        <w:t xml:space="preserve">y</w:t>
+      </w:r>
+      <w:r>
+        <w:t xml:space="preserve"> </w:t>
+      </w:r>
+      <w:r>
+        <w:t xml:space="preserve">(and adds no columns)</w:t>
       </w:r>
       <w:r>
         <w:br/>
       </w:r>
       <w:r>
         <w:rPr>
+          <w:b/>
+          <w:bCs/>
+        </w:rPr>
+        <w:t xml:space="preserve">b.</w:t>
+      </w:r>
+      <w:r>
+        <w:t xml:space="preserve"> </w:t>
+      </w:r>
+      <w:r>
+        <w:t xml:space="preserve">Rows of</w:t>
+      </w:r>
+      <w:r>
+        <w:t xml:space="preserve"> </w:t>
+      </w:r>
+      <w:r>
+        <w:rPr>
           <w:rStyle w:val="VerbatimChar"/>
         </w:rPr>
-        <w:t xml:space="preserve">D)  1,000 rows</w:t>
+        <w:t xml:space="preserve">x</w:t>
+      </w:r>
+      <w:r>
+        <w:t xml:space="preserve"> </w:t>
+      </w:r>
+      <w:r>
+        <w:t xml:space="preserve">that do NOT match</w:t>
+      </w:r>
+      <w:r>
+        <w:br/>
+      </w:r>
+      <w:r>
+        <w:rPr>
+          <w:b/>
+          <w:bCs/>
+        </w:rPr>
+        <w:t xml:space="preserve">c.</w:t>
+      </w:r>
+      <w:r>
+        <w:t xml:space="preserve"> </w:t>
+      </w:r>
+      <w:r>
+        <w:t xml:space="preserve">All columns from both tables</w:t>
+      </w:r>
+      <w:r>
+        <w:br/>
+      </w:r>
+      <w:r>
+        <w:rPr>
+          <w:b/>
+          <w:bCs/>
+        </w:rPr>
+        <w:t xml:space="preserve">d.</w:t>
+      </w:r>
+      <w:r>
+        <w:t xml:space="preserve"> </w:t>
+      </w:r>
+      <w:r>
+        <w:t xml:space="preserve">The union of both tables</w:t>
+      </w:r>
+    </w:p>
+    <w:bookmarkEnd w:id="16"/>
+    <w:bookmarkStart w:id="17" w:name="X0f69bac18465ec458feaf60540befb3b6d98fc0"/>
+    <w:p>
+      <w:pPr>
+        <w:pStyle w:val="Heading3"/>
+      </w:pPr>
+      <w:r>
+        <w:t xml:space="preserve">8.</w:t>
+      </w:r>
+      <w:r>
+        <w:t xml:space="preserve"> </w:t>
+      </w:r>
+      <w:r>
+        <w:rPr>
+          <w:i/>
+          <w:iCs/>
+        </w:rPr>
+        <w:t xml:space="preserve">(T/F)</w:t>
+      </w:r>
+      <w:r>
+        <w:t xml:space="preserve"> </w:t>
+      </w:r>
+      <w:r>
+        <w:rPr>
+          <w:rStyle w:val="VerbatimChar"/>
+        </w:rPr>
+        <w:t xml:space="preserve">semi_join()</w:t>
+      </w:r>
+      <w:r>
+        <w:t xml:space="preserve"> </w:t>
+      </w:r>
+      <w:r>
+        <w:t xml:space="preserve">and</w:t>
+      </w:r>
+      <w:r>
+        <w:t xml:space="preserve"> </w:t>
+      </w:r>
+      <w:r>
+        <w:rPr>
+          <w:rStyle w:val="VerbatimChar"/>
+        </w:rPr>
+        <w:t xml:space="preserve">anti_join()</w:t>
+      </w:r>
+      <w:r>
+        <w:t xml:space="preserve"> </w:t>
+      </w:r>
+      <w:r>
+        <w:t xml:space="preserve">add columns from the second table.</w:t>
       </w:r>
     </w:p>
     <w:p>
@@ -256,13 +1090,132 @@
         <w:pStyle w:val="FirstParagraph"/>
       </w:pPr>
       <w:r>
-        <w:t xml:space="preserve">Your answer:</w:t>
-      </w:r>
-    </w:p>
-    <w:p>
-      <w:pPr>
-        <w:pStyle w:val="SourceCode"/>
-      </w:pPr>
+        <w:rPr>
+          <w:b/>
+          <w:bCs/>
+        </w:rPr>
+        <w:t xml:space="preserve">True / False</w:t>
+      </w:r>
+    </w:p>
+    <w:bookmarkEnd w:id="17"/>
+    <w:bookmarkStart w:id="18" w:name="Xd62e25c11dcd8a61c5f471b750098f150f14191"/>
+    <w:p>
+      <w:pPr>
+        <w:pStyle w:val="Heading3"/>
+      </w:pPr>
+      <w:r>
+        <w:t xml:space="preserve">9.</w:t>
+      </w:r>
+      <w:r>
+        <w:t xml:space="preserve"> </w:t>
+      </w:r>
+      <w:r>
+        <w:rPr>
+          <w:i/>
+          <w:iCs/>
+        </w:rPr>
+        <w:t xml:space="preserve">(MC)</w:t>
+      </w:r>
+      <w:r>
+        <w:t xml:space="preserve"> </w:t>
+      </w:r>
+      <w:r>
+        <w:t xml:space="preserve">To return the reports that have</w:t>
+      </w:r>
+      <w:r>
+        <w:t xml:space="preserve"> </w:t>
+      </w:r>
+      <w:r>
+        <w:rPr>
+          <w:b/>
+          <w:bCs/>
+        </w:rPr>
+        <w:t xml:space="preserve">no</w:t>
+      </w:r>
+      <w:r>
+        <w:t xml:space="preserve"> </w:t>
+      </w:r>
+      <w:r>
+        <w:t xml:space="preserve">matching location, you use:</w:t>
+      </w:r>
+    </w:p>
+    <w:p>
+      <w:pPr>
+        <w:pStyle w:val="FirstParagraph"/>
+      </w:pPr>
+      <w:r>
+        <w:rPr>
+          <w:b/>
+          <w:bCs/>
+        </w:rPr>
+        <w:t xml:space="preserve">a.</w:t>
+      </w:r>
+      <w:r>
+        <w:t xml:space="preserve"> </w:t>
+      </w:r>
+      <w:r>
+        <w:rPr>
+          <w:rStyle w:val="VerbatimChar"/>
+        </w:rPr>
+        <w:t xml:space="preserve">anti_join(reports, locations, by = ...)</w:t>
+      </w:r>
+      <w:r>
+        <w:br/>
+      </w:r>
+      <w:r>
+        <w:rPr>
+          <w:b/>
+          <w:bCs/>
+        </w:rPr>
+        <w:t xml:space="preserve">b.</w:t>
+      </w:r>
+      <w:r>
+        <w:t xml:space="preserve"> </w:t>
+      </w:r>
+      <w:r>
+        <w:rPr>
+          <w:rStyle w:val="VerbatimChar"/>
+        </w:rPr>
+        <w:t xml:space="preserve">inner_join(reports, locations)</w:t>
+      </w:r>
+      <w:r>
+        <w:br/>
+      </w:r>
+      <w:r>
+        <w:rPr>
+          <w:b/>
+          <w:bCs/>
+        </w:rPr>
+        <w:t xml:space="preserve">c.</w:t>
+      </w:r>
+      <w:r>
+        <w:t xml:space="preserve"> </w:t>
+      </w:r>
+      <w:r>
+        <w:rPr>
+          <w:rStyle w:val="VerbatimChar"/>
+        </w:rPr>
+        <w:t xml:space="preserve">full_join(reports, locations)</w:t>
+      </w:r>
+      <w:r>
+        <w:br/>
+      </w:r>
+      <w:r>
+        <w:rPr>
+          <w:b/>
+          <w:bCs/>
+        </w:rPr>
+        <w:t xml:space="preserve">d.</w:t>
+      </w:r>
+      <w:r>
+        <w:t xml:space="preserve"> </w:t>
+      </w:r>
+      <w:r>
+        <w:rPr>
+          <w:rStyle w:val="VerbatimChar"/>
+        </w:rPr>
+        <w:t xml:space="preserve">left_join(reports, locations)</w:t>
+      </w:r>
     </w:p>
     <w:p>
       <w:r>
@@ -271,118 +1224,597 @@
         </w:pict>
       </w:r>
     </w:p>
-    <w:bookmarkEnd w:id="13"/>
-    <w:bookmarkEnd w:id="14"/>
-    <w:bookmarkStart w:id="16" w:name="question-3-matching-the-join-family"/>
-    <w:p>
-      <w:pPr>
-        <w:pStyle w:val="Heading1"/>
-      </w:pPr>
-      <w:r>
-        <w:t xml:space="preserve">Question 3 · Matching — the join family</w:t>
-      </w:r>
-    </w:p>
-    <w:bookmarkStart w:id="15" w:name="Xda2a599eaf10277dc1fba03e3787c99d1ee5582"/>
+    <w:bookmarkEnd w:id="18"/>
+    <w:bookmarkEnd w:id="19"/>
+    <w:bookmarkStart w:id="25" w:name="key-hygiene"/>
+    <w:p>
+      <w:pPr>
+        <w:pStyle w:val="Heading2"/>
+      </w:pPr>
+      <w:r>
+        <w:t xml:space="preserve">Key hygiene</w:t>
+      </w:r>
+    </w:p>
+    <w:bookmarkStart w:id="20" w:name="X528d41927682155ac9af2b170a2a7b3460da1bd"/>
     <w:p>
       <w:pPr>
         <w:pStyle w:val="Heading3"/>
       </w:pPr>
       <w:r>
-        <w:t xml:space="preserve">Match each join to what it keeps. Write the letter next to each item.</w:t>
-      </w:r>
-    </w:p>
-    <w:p>
-      <w:pPr>
-        <w:pStyle w:val="SourceCode"/>
-      </w:pPr>
+        <w:t xml:space="preserve">10.</w:t>
+      </w:r>
+      <w:r>
+        <w:t xml:space="preserve"> </w:t>
+      </w:r>
+      <w:r>
+        <w:rPr>
+          <w:i/>
+          <w:iCs/>
+        </w:rPr>
+        <w:t xml:space="preserve">(Predict)</w:t>
+      </w:r>
+      <w:r>
+        <w:t xml:space="preserve"> </w:t>
+      </w:r>
+      <w:r>
+        <w:t xml:space="preserve">The left and right tables share an</w:t>
+      </w:r>
+      <w:r>
+        <w:t xml:space="preserve"> </w:t>
+      </w:r>
       <w:r>
         <w:rPr>
           <w:rStyle w:val="VerbatimChar"/>
         </w:rPr>
-        <w:t xml:space="preserve">1.  inner_join()   ___</w:t>
+        <w:t xml:space="preserve">index</w:t>
+      </w:r>
+      <w:r>
+        <w:t xml:space="preserve"> </w:t>
+      </w:r>
+      <w:r>
+        <w:t xml:space="preserve">column and you write</w:t>
+      </w:r>
+      <w:r>
+        <w:t xml:space="preserve"> </w:t>
+      </w:r>
+      <w:r>
+        <w:rPr>
+          <w:rStyle w:val="VerbatimChar"/>
+        </w:rPr>
+        <w:t xml:space="preserve">left_join(reports, locations)</w:t>
+      </w:r>
+      <w:r>
+        <w:t xml:space="preserve"> </w:t>
+      </w:r>
+      <w:r>
+        <w:t xml:space="preserve">with no</w:t>
+      </w:r>
+      <w:r>
+        <w:t xml:space="preserve"> </w:t>
+      </w:r>
+      <w:r>
+        <w:rPr>
+          <w:rStyle w:val="VerbatimChar"/>
+        </w:rPr>
+        <w:t xml:space="preserve">by =</w:t>
+      </w:r>
+      <w:r>
+        <w:t xml:space="preserve">. dplyr joins on:</w:t>
+      </w:r>
+    </w:p>
+    <w:p>
+      <w:pPr>
+        <w:pStyle w:val="FirstParagraph"/>
+      </w:pPr>
+      <w:r>
+        <w:rPr>
+          <w:b/>
+          <w:bCs/>
+        </w:rPr>
+        <w:t xml:space="preserve">a.</w:t>
+      </w:r>
+      <w:r>
+        <w:t xml:space="preserve"> </w:t>
+      </w:r>
+      <w:r>
+        <w:t xml:space="preserve">The real ID column automatically</w:t>
       </w:r>
       <w:r>
         <w:br/>
       </w:r>
       <w:r>
         <w:rPr>
+          <w:b/>
+          <w:bCs/>
+        </w:rPr>
+        <w:t xml:space="preserve">b.</w:t>
+      </w:r>
+      <w:r>
+        <w:t xml:space="preserve"> </w:t>
+      </w:r>
+      <w:r>
+        <w:rPr>
           <w:rStyle w:val="VerbatimChar"/>
         </w:rPr>
-        <w:t xml:space="preserve">2.  left_join()    ___</w:t>
+        <w:t xml:space="preserve">index</w:t>
+      </w:r>
+      <w:r>
+        <w:t xml:space="preserve"> </w:t>
+      </w:r>
+      <w:r>
+        <w:t xml:space="preserve">— the shared column — which matches by row position and glues data to the wrong rows</w:t>
       </w:r>
       <w:r>
         <w:br/>
       </w:r>
       <w:r>
         <w:rPr>
+          <w:b/>
+          <w:bCs/>
+        </w:rPr>
+        <w:t xml:space="preserve">c.</w:t>
+      </w:r>
+      <w:r>
+        <w:t xml:space="preserve"> </w:t>
+      </w:r>
+      <w:r>
+        <w:t xml:space="preserve">Nothing — it errors every time</w:t>
+      </w:r>
+      <w:r>
+        <w:br/>
+      </w:r>
+      <w:r>
+        <w:rPr>
+          <w:b/>
+          <w:bCs/>
+        </w:rPr>
+        <w:t xml:space="preserve">d.</w:t>
+      </w:r>
+      <w:r>
+        <w:t xml:space="preserve"> </w:t>
+      </w:r>
+      <w:r>
+        <w:t xml:space="preserve">All columns at once</w:t>
+      </w:r>
+    </w:p>
+    <w:bookmarkEnd w:id="20"/>
+    <w:bookmarkStart w:id="21" w:name="Xd32fe0c2c9c903612498a088f427f17f44e907c"/>
+    <w:p>
+      <w:pPr>
+        <w:pStyle w:val="Heading3"/>
+      </w:pPr>
+      <w:r>
+        <w:t xml:space="preserve">11.</w:t>
+      </w:r>
+      <w:r>
+        <w:t xml:space="preserve"> </w:t>
+      </w:r>
+      <w:r>
+        <w:rPr>
+          <w:i/>
+          <w:iCs/>
+        </w:rPr>
+        <w:t xml:space="preserve">(MC)</w:t>
+      </w:r>
+      <w:r>
+        <w:t xml:space="preserve"> </w:t>
+      </w:r>
+      <w:r>
+        <w:t xml:space="preserve">To match</w:t>
+      </w:r>
+      <w:r>
+        <w:t xml:space="preserve"> </w:t>
+      </w:r>
+      <w:r>
+        <w:rPr>
           <w:rStyle w:val="VerbatimChar"/>
         </w:rPr>
-        <w:t xml:space="preserve">3.  full_join()    ___</w:t>
+        <w:t xml:space="preserve">reports$REPORT_NUMBER</w:t>
+      </w:r>
+      <w:r>
+        <w:t xml:space="preserve"> </w:t>
+      </w:r>
+      <w:r>
+        <w:t xml:space="preserve">to</w:t>
+      </w:r>
+      <w:r>
+        <w:t xml:space="preserve"> </w:t>
+      </w:r>
+      <w:r>
+        <w:rPr>
+          <w:rStyle w:val="VerbatimChar"/>
+        </w:rPr>
+        <w:t xml:space="preserve">locations$number</w:t>
+      </w:r>
+      <w:r>
+        <w:t xml:space="preserve">, you write:</w:t>
+      </w:r>
+    </w:p>
+    <w:p>
+      <w:pPr>
+        <w:pStyle w:val="FirstParagraph"/>
+      </w:pPr>
+      <w:r>
+        <w:rPr>
+          <w:b/>
+          <w:bCs/>
+        </w:rPr>
+        <w:t xml:space="preserve">a.</w:t>
+      </w:r>
+      <w:r>
+        <w:t xml:space="preserve"> </w:t>
+      </w:r>
+      <w:r>
+        <w:rPr>
+          <w:rStyle w:val="VerbatimChar"/>
+        </w:rPr>
+        <w:t xml:space="preserve">left_join(reports, locations, by = c("REPORT_NUMBER" = "number"))</w:t>
       </w:r>
       <w:r>
         <w:br/>
       </w:r>
       <w:r>
         <w:rPr>
+          <w:b/>
+          <w:bCs/>
+        </w:rPr>
+        <w:t xml:space="preserve">b.</w:t>
+      </w:r>
+      <w:r>
+        <w:t xml:space="preserve"> </w:t>
+      </w:r>
+      <w:r>
+        <w:rPr>
           <w:rStyle w:val="VerbatimChar"/>
         </w:rPr>
-        <w:t xml:space="preserve">4.  anti_join()    ___</w:t>
+        <w:t xml:space="preserve">left_join(reports, locations, by = "REPORT_NUMBER = number")</w:t>
       </w:r>
       <w:r>
         <w:br/>
       </w:r>
       <w:r>
         <w:rPr>
+          <w:b/>
+          <w:bCs/>
+        </w:rPr>
+        <w:t xml:space="preserve">c.</w:t>
+      </w:r>
+      <w:r>
+        <w:t xml:space="preserve"> </w:t>
+      </w:r>
+      <w:r>
+        <w:rPr>
           <w:rStyle w:val="VerbatimChar"/>
         </w:rPr>
-        <w:t xml:space="preserve">5.  semi_join()    ___</w:t>
-      </w:r>
-    </w:p>
-    <w:p>
-      <w:pPr>
-        <w:pStyle w:val="SourceCode"/>
-      </w:pPr>
+        <w:t xml:space="preserve">left_join(reports, locations, on = REPORT_NUMBER)</w:t>
+      </w:r>
+      <w:r>
+        <w:br/>
+      </w:r>
+      <w:r>
+        <w:rPr>
+          <w:b/>
+          <w:bCs/>
+        </w:rPr>
+        <w:t xml:space="preserve">d.</w:t>
+      </w:r>
+      <w:r>
+        <w:t xml:space="preserve"> </w:t>
+      </w:r>
       <w:r>
         <w:rPr>
           <w:rStyle w:val="VerbatimChar"/>
         </w:rPr>
-        <w:t xml:space="preserve">A.  All rows from the left table</w:t>
+        <w:t xml:space="preserve">left_join(reports, locations)</w:t>
+      </w:r>
+    </w:p>
+    <w:bookmarkEnd w:id="21"/>
+    <w:bookmarkStart w:id="22" w:name="Xe554e0525199aea46a827c03e10857b8dedc1e3"/>
+    <w:p>
+      <w:pPr>
+        <w:pStyle w:val="Heading3"/>
+      </w:pPr>
+      <w:r>
+        <w:t xml:space="preserve">12.</w:t>
+      </w:r>
+      <w:r>
+        <w:t xml:space="preserve"> </w:t>
+      </w:r>
+      <w:r>
+        <w:rPr>
+          <w:i/>
+          <w:iCs/>
+        </w:rPr>
+        <w:t xml:space="preserve">(Fix)</w:t>
+      </w:r>
+      <w:r>
+        <w:t xml:space="preserve"> </w:t>
+      </w:r>
+      <w:r>
+        <w:t xml:space="preserve">★</w:t>
+      </w:r>
+      <w:r>
+        <w:t xml:space="preserve"> </w:t>
+      </w:r>
+      <w:r>
+        <w:rPr>
+          <w:rStyle w:val="VerbatimChar"/>
+        </w:rPr>
+        <w:t xml:space="preserve">REPORT_NUMBER</w:t>
+      </w:r>
+      <w:r>
+        <w:t xml:space="preserve"> </w:t>
+      </w:r>
+      <w:r>
+        <w:t xml:space="preserve">reads in as</w:t>
+      </w:r>
+      <w:r>
+        <w:t xml:space="preserve"> </w:t>
+      </w:r>
+      <w:r>
+        <w:rPr>
+          <w:rStyle w:val="VerbatimChar"/>
+        </w:rPr>
+        <w:t xml:space="preserve">"30680.0"</w:t>
+      </w:r>
+      <w:r>
+        <w:t xml:space="preserve"> </w:t>
+      </w:r>
+      <w:r>
+        <w:t xml:space="preserve">(text) but</w:t>
+      </w:r>
+      <w:r>
+        <w:t xml:space="preserve"> </w:t>
+      </w:r>
+      <w:r>
+        <w:rPr>
+          <w:rStyle w:val="VerbatimChar"/>
+        </w:rPr>
+        <w:t xml:space="preserve">number</w:t>
+      </w:r>
+      <w:r>
+        <w:t xml:space="preserve"> </w:t>
+      </w:r>
+      <w:r>
+        <w:t xml:space="preserve">is</w:t>
+      </w:r>
+      <w:r>
+        <w:t xml:space="preserve"> </w:t>
+      </w:r>
+      <w:r>
+        <w:rPr>
+          <w:rStyle w:val="VerbatimChar"/>
+        </w:rPr>
+        <w:t xml:space="preserve">30680</w:t>
+      </w:r>
+      <w:r>
+        <w:t xml:space="preserve"> </w:t>
+      </w:r>
+      <w:r>
+        <w:t xml:space="preserve">(integer), so nothing matches. Which</w:t>
+      </w:r>
+      <w:r>
+        <w:t xml:space="preserve"> </w:t>
+      </w:r>
+      <w:r>
+        <w:rPr>
+          <w:rStyle w:val="VerbatimChar"/>
+        </w:rPr>
+        <w:t xml:space="preserve">mutate()</w:t>
+      </w:r>
+      <w:r>
+        <w:t xml:space="preserve"> </w:t>
+      </w:r>
+      <w:r>
+        <w:t xml:space="preserve">fixes the left key before joining?</w:t>
+      </w:r>
+    </w:p>
+    <w:p>
+      <w:pPr>
+        <w:pStyle w:val="FirstParagraph"/>
+      </w:pPr>
+      <w:r>
+        <w:rPr>
+          <w:b/>
+          <w:bCs/>
+        </w:rPr>
+        <w:t xml:space="preserve">a.</w:t>
+      </w:r>
+      <w:r>
+        <w:t xml:space="preserve"> </w:t>
+      </w:r>
+      <w:r>
+        <w:rPr>
+          <w:rStyle w:val="VerbatimChar"/>
+        </w:rPr>
+        <w:t xml:space="preserve">mutate(REPORT_NUMBER = as.integer(REPORT_NUMBER))</w:t>
       </w:r>
       <w:r>
         <w:br/>
       </w:r>
       <w:r>
         <w:rPr>
+          <w:b/>
+          <w:bCs/>
+        </w:rPr>
+        <w:t xml:space="preserve">b.</w:t>
+      </w:r>
+      <w:r>
+        <w:t xml:space="preserve"> </w:t>
+      </w:r>
+      <w:r>
+        <w:rPr>
           <w:rStyle w:val="VerbatimChar"/>
         </w:rPr>
-        <w:t xml:space="preserve">B.  Only rows that match in both tables</w:t>
+        <w:t xml:space="preserve">mutate(REPORT_NUMBER = as.character(number))</w:t>
       </w:r>
       <w:r>
         <w:br/>
       </w:r>
       <w:r>
         <w:rPr>
+          <w:b/>
+          <w:bCs/>
+        </w:rPr>
+        <w:t xml:space="preserve">c.</w:t>
+      </w:r>
+      <w:r>
+        <w:t xml:space="preserve"> </w:t>
+      </w:r>
+      <w:r>
+        <w:rPr>
           <w:rStyle w:val="VerbatimChar"/>
         </w:rPr>
-        <w:t xml:space="preserve">C.  Left rows that have NO match (filters, adds no columns)</w:t>
+        <w:t xml:space="preserve">mutate(number = REPORT_NUMBER)</w:t>
       </w:r>
       <w:r>
         <w:br/>
       </w:r>
       <w:r>
         <w:rPr>
+          <w:b/>
+          <w:bCs/>
+        </w:rPr>
+        <w:t xml:space="preserve">d.</w:t>
+      </w:r>
+      <w:r>
+        <w:t xml:space="preserve"> </w:t>
+      </w:r>
+      <w:r>
+        <w:rPr>
           <w:rStyle w:val="VerbatimChar"/>
         </w:rPr>
-        <w:t xml:space="preserve">D.  All rows from both tables</w:t>
+        <w:t xml:space="preserve">mutate(REPORT_NUMBER = round(REPORT_NUMBER))</w:t>
+      </w:r>
+    </w:p>
+    <w:bookmarkEnd w:id="22"/>
+    <w:bookmarkStart w:id="23" w:name="Xf0accea77b45534823c4b4655759e06ea4d4be8"/>
+    <w:p>
+      <w:pPr>
+        <w:pStyle w:val="Heading3"/>
+      </w:pPr>
+      <w:r>
+        <w:t xml:space="preserve">13.</w:t>
+      </w:r>
+      <w:r>
+        <w:t xml:space="preserve"> </w:t>
+      </w:r>
+      <w:r>
+        <w:rPr>
+          <w:i/>
+          <w:iCs/>
+        </w:rPr>
+        <w:t xml:space="preserve">(T/F)</w:t>
+      </w:r>
+      <w:r>
+        <w:t xml:space="preserve"> </w:t>
+      </w:r>
+      <w:r>
+        <w:t xml:space="preserve">If the join keys are different types (one text, one number), the rows will silently fail to match even though the ID values look the same.</w:t>
+      </w:r>
+    </w:p>
+    <w:p>
+      <w:pPr>
+        <w:pStyle w:val="FirstParagraph"/>
+      </w:pPr>
+      <w:r>
+        <w:rPr>
+          <w:b/>
+          <w:bCs/>
+        </w:rPr>
+        <w:t xml:space="preserve">True / False</w:t>
+      </w:r>
+    </w:p>
+    <w:bookmarkEnd w:id="23"/>
+    <w:bookmarkStart w:id="24" w:name="X4a92b0307a388d38b2771ba5c80ff5194d4567b"/>
+    <w:p>
+      <w:pPr>
+        <w:pStyle w:val="Heading3"/>
+      </w:pPr>
+      <w:r>
+        <w:t xml:space="preserve">14.</w:t>
+      </w:r>
+      <w:r>
+        <w:t xml:space="preserve"> </w:t>
+      </w:r>
+      <w:r>
+        <w:rPr>
+          <w:i/>
+          <w:iCs/>
+        </w:rPr>
+        <w:t xml:space="preserve">(MC)</w:t>
+      </w:r>
+      <w:r>
+        <w:t xml:space="preserve"> </w:t>
+      </w:r>
+      <w:r>
+        <w:t xml:space="preserve">The single best question to ask when deciding which join to use is:</w:t>
+      </w:r>
+    </w:p>
+    <w:p>
+      <w:pPr>
+        <w:pStyle w:val="FirstParagraph"/>
+      </w:pPr>
+      <w:r>
+        <w:rPr>
+          <w:b/>
+          <w:bCs/>
+        </w:rPr>
+        <w:t xml:space="preserve">a.</w:t>
+      </w:r>
+      <w:r>
+        <w:t xml:space="preserve"> </w:t>
+      </w:r>
+      <w:r>
+        <w:t xml:space="preserve">“Which table is bigger?”</w:t>
       </w:r>
       <w:r>
         <w:br/>
       </w:r>
       <w:r>
         <w:rPr>
-          <w:rStyle w:val="VerbatimChar"/>
-        </w:rPr>
-        <w:t xml:space="preserve">E.  Left rows that DO match (filters, adds no columns)</w:t>
+          <w:b/>
+          <w:bCs/>
+        </w:rPr>
+        <w:t xml:space="preserve">b.</w:t>
+      </w:r>
+      <w:r>
+        <w:t xml:space="preserve"> </w:t>
+      </w:r>
+      <w:r>
+        <w:t xml:space="preserve">“Which rows do I refuse to lose?”</w:t>
+      </w:r>
+      <w:r>
+        <w:br/>
+      </w:r>
+      <w:r>
+        <w:rPr>
+          <w:b/>
+          <w:bCs/>
+        </w:rPr>
+        <w:t xml:space="preserve">c.</w:t>
+      </w:r>
+      <w:r>
+        <w:t xml:space="preserve"> </w:t>
+      </w:r>
+      <w:r>
+        <w:t xml:space="preserve">“Which columns are numeric?”</w:t>
+      </w:r>
+      <w:r>
+        <w:br/>
+      </w:r>
+      <w:r>
+        <w:rPr>
+          <w:b/>
+          <w:bCs/>
+        </w:rPr>
+        <w:t xml:space="preserve">d.</w:t>
+      </w:r>
+      <w:r>
+        <w:t xml:space="preserve"> </w:t>
+      </w:r>
+      <w:r>
+        <w:t xml:space="preserve">“Which table loaded first?”</w:t>
       </w:r>
     </w:p>
     <w:p>
@@ -392,570 +1824,9 @@
         </w:pict>
       </w:r>
     </w:p>
-    <w:bookmarkEnd w:id="15"/>
-    <w:bookmarkEnd w:id="16"/>
-    <w:bookmarkStart w:id="18" w:name="question-4-predict-the-output"/>
-    <w:p>
-      <w:pPr>
-        <w:pStyle w:val="Heading1"/>
-      </w:pPr>
-      <w:r>
-        <w:t xml:space="preserve">Question 4 · Predict the output</w:t>
-      </w:r>
-    </w:p>
-    <w:bookmarkStart w:id="17" w:name="Xf7b8610babf4fc00007ff92543d4ccb38735ddf"/>
-    <w:p>
-      <w:pPr>
-        <w:pStyle w:val="Heading3"/>
-      </w:pPr>
-      <w:r>
-        <w:t xml:space="preserve">The left table has a</w:t>
-      </w:r>
-      <w:r>
-        <w:t xml:space="preserve"> </w:t>
-      </w:r>
-      <w:r>
-        <w:rPr>
-          <w:rStyle w:val="VerbatimChar"/>
-        </w:rPr>
-        <w:t xml:space="preserve">REPORT_NUMBER</w:t>
-      </w:r>
-      <w:r>
-        <w:t xml:space="preserve"> </w:t>
-      </w:r>
-      <w:r>
-        <w:t xml:space="preserve">column and the right table has a</w:t>
-      </w:r>
-      <w:r>
-        <w:t xml:space="preserve"> </w:t>
-      </w:r>
-      <w:r>
-        <w:rPr>
-          <w:rStyle w:val="VerbatimChar"/>
-        </w:rPr>
-        <w:t xml:space="preserve">number</w:t>
-      </w:r>
-      <w:r>
-        <w:t xml:space="preserve"> </w:t>
-      </w:r>
-      <w:r>
-        <w:t xml:space="preserve">column holding the same IDs. If you write</w:t>
-      </w:r>
-      <w:r>
-        <w:t xml:space="preserve"> </w:t>
-      </w:r>
-      <w:r>
-        <w:rPr>
-          <w:rStyle w:val="VerbatimChar"/>
-        </w:rPr>
-        <w:t xml:space="preserve">left_join(reports, locations)</w:t>
-      </w:r>
-      <w:r>
-        <w:t xml:space="preserve"> </w:t>
-      </w:r>
-      <w:r>
-        <w:t xml:space="preserve">with</w:t>
-      </w:r>
-      <w:r>
-        <w:t xml:space="preserve"> </w:t>
-      </w:r>
-      <w:r>
-        <w:rPr>
-          <w:b/>
-          <w:bCs/>
-        </w:rPr>
-        <w:t xml:space="preserve">no</w:t>
-      </w:r>
-      <w:r>
-        <w:t xml:space="preserve"> </w:t>
-      </w:r>
-      <w:r>
-        <w:rPr>
-          <w:rStyle w:val="VerbatimChar"/>
-        </w:rPr>
-        <w:t xml:space="preserve">by =</w:t>
-      </w:r>
-      <w:r>
-        <w:t xml:space="preserve">, and both tables also share an</w:t>
-      </w:r>
-      <w:r>
-        <w:t xml:space="preserve"> </w:t>
-      </w:r>
-      <w:r>
-        <w:rPr>
-          <w:rStyle w:val="VerbatimChar"/>
-        </w:rPr>
-        <w:t xml:space="preserve">index</w:t>
-      </w:r>
-      <w:r>
-        <w:t xml:space="preserve"> </w:t>
-      </w:r>
-      <w:r>
-        <w:t xml:space="preserve">column, what will dplyr join on — and why is that a problem?</w:t>
-      </w:r>
-    </w:p>
-    <w:p>
-      <w:pPr>
-        <w:pStyle w:val="SourceCode"/>
-      </w:pPr>
-      <w:r>
-        <w:rPr>
-          <w:rStyle w:val="VerbatimChar"/>
-        </w:rPr>
-        <w:t xml:space="preserve">Joins on:</w:t>
-      </w:r>
-      <w:r>
-        <w:br/>
-      </w:r>
-      <w:r>
-        <w:rPr>
-          <w:rStyle w:val="VerbatimChar"/>
-        </w:rPr>
-        <w:t xml:space="preserve">Problem:</w:t>
-      </w:r>
-    </w:p>
-    <w:p>
-      <w:r>
-        <w:pict>
-          <v:rect style="width:0;height:1.5pt" o:hralign="center" o:hrstd="t" o:hr="t"/>
-        </w:pict>
-      </w:r>
-    </w:p>
-    <w:bookmarkEnd w:id="17"/>
-    <w:bookmarkEnd w:id="18"/>
-    <w:bookmarkStart w:id="20" w:name="X8932cd0321d4aa0b95dfd79836aba027cd91615"/>
-    <w:p>
-      <w:pPr>
-        <w:pStyle w:val="Heading1"/>
-      </w:pPr>
-      <w:r>
-        <w:t xml:space="preserve">Question 5 · Short code — join on differently-named keys</w:t>
-      </w:r>
-    </w:p>
-    <w:bookmarkStart w:id="19" w:name="Xe63397a2185c6739aad5a5900c4fbe23b663e56"/>
-    <w:p>
-      <w:pPr>
-        <w:pStyle w:val="Heading3"/>
-      </w:pPr>
-      <w:r>
-        <w:t xml:space="preserve">Write the</w:t>
-      </w:r>
-      <w:r>
-        <w:t xml:space="preserve"> </w:t>
-      </w:r>
-      <w:r>
-        <w:rPr>
-          <w:rStyle w:val="VerbatimChar"/>
-        </w:rPr>
-        <w:t xml:space="preserve">left_join()</w:t>
-      </w:r>
-      <w:r>
-        <w:t xml:space="preserve"> </w:t>
-      </w:r>
-      <w:r>
-        <w:t xml:space="preserve">that matches</w:t>
-      </w:r>
-      <w:r>
-        <w:t xml:space="preserve"> </w:t>
-      </w:r>
-      <w:r>
-        <w:rPr>
-          <w:rStyle w:val="VerbatimChar"/>
-        </w:rPr>
-        <w:t xml:space="preserve">reports$REPORT_NUMBER</w:t>
-      </w:r>
-      <w:r>
-        <w:t xml:space="preserve"> </w:t>
-      </w:r>
-      <w:r>
-        <w:t xml:space="preserve">to</w:t>
-      </w:r>
-      <w:r>
-        <w:t xml:space="preserve"> </w:t>
-      </w:r>
-      <w:r>
-        <w:rPr>
-          <w:rStyle w:val="VerbatimChar"/>
-        </w:rPr>
-        <w:t xml:space="preserve">locations$number</w:t>
-      </w:r>
-      <w:r>
-        <w:t xml:space="preserve">.</w:t>
-      </w:r>
-    </w:p>
-    <w:p>
-      <w:pPr>
-        <w:pStyle w:val="SourceCode"/>
-      </w:pPr>
-      <w:r>
-        <w:rPr>
-          <w:rStyle w:val="CommentTok"/>
-        </w:rPr>
-        <w:t xml:space="preserve"># Your code:</w:t>
-      </w:r>
-    </w:p>
-    <w:p>
-      <w:r>
-        <w:pict>
-          <v:rect style="width:0;height:1.5pt" o:hralign="center" o:hrstd="t" o:hr="t"/>
-        </w:pict>
-      </w:r>
-    </w:p>
-    <w:bookmarkEnd w:id="19"/>
-    <w:bookmarkEnd w:id="20"/>
-    <w:bookmarkStart w:id="22" w:name="question-6-find-the-error-key-type"/>
-    <w:p>
-      <w:pPr>
-        <w:pStyle w:val="Heading1"/>
-      </w:pPr>
-      <w:r>
-        <w:t xml:space="preserve">Question 6 · Find the error — key type</w:t>
-      </w:r>
-    </w:p>
-    <w:bookmarkStart w:id="21" w:name="Xd9a70b65ca23b642faeb1ddf98209957b2d2666"/>
-    <w:p>
-      <w:pPr>
-        <w:pStyle w:val="Heading3"/>
-      </w:pPr>
-      <w:r>
-        <w:t xml:space="preserve">The keys don’t match:</w:t>
-      </w:r>
-      <w:r>
-        <w:t xml:space="preserve"> </w:t>
-      </w:r>
-      <w:r>
-        <w:rPr>
-          <w:rStyle w:val="VerbatimChar"/>
-        </w:rPr>
-        <w:t xml:space="preserve">REPORT_NUMBER</w:t>
-      </w:r>
-      <w:r>
-        <w:t xml:space="preserve"> </w:t>
-      </w:r>
-      <w:r>
-        <w:t xml:space="preserve">reads in as</w:t>
-      </w:r>
-      <w:r>
-        <w:t xml:space="preserve"> </w:t>
-      </w:r>
-      <w:r>
-        <w:rPr>
-          <w:rStyle w:val="VerbatimChar"/>
-        </w:rPr>
-        <w:t xml:space="preserve">"30680.0"</w:t>
-      </w:r>
-      <w:r>
-        <w:t xml:space="preserve"> </w:t>
-      </w:r>
-      <w:r>
-        <w:t xml:space="preserve">(text) and</w:t>
-      </w:r>
-      <w:r>
-        <w:t xml:space="preserve"> </w:t>
-      </w:r>
-      <w:r>
-        <w:rPr>
-          <w:rStyle w:val="VerbatimChar"/>
-        </w:rPr>
-        <w:t xml:space="preserve">number</w:t>
-      </w:r>
-      <w:r>
-        <w:t xml:space="preserve"> </w:t>
-      </w:r>
-      <w:r>
-        <w:t xml:space="preserve">as</w:t>
-      </w:r>
-      <w:r>
-        <w:t xml:space="preserve"> </w:t>
-      </w:r>
-      <w:r>
-        <w:rPr>
-          <w:rStyle w:val="VerbatimChar"/>
-        </w:rPr>
-        <w:t xml:space="preserve">30680</w:t>
-      </w:r>
-      <w:r>
-        <w:t xml:space="preserve"> </w:t>
-      </w:r>
-      <w:r>
-        <w:t xml:space="preserve">(integer). Write the</w:t>
-      </w:r>
-      <w:r>
-        <w:t xml:space="preserve"> </w:t>
-      </w:r>
-      <w:r>
-        <w:rPr>
-          <w:rStyle w:val="VerbatimChar"/>
-        </w:rPr>
-        <w:t xml:space="preserve">mutate()</w:t>
-      </w:r>
-      <w:r>
-        <w:t xml:space="preserve"> </w:t>
-      </w:r>
-      <w:r>
-        <w:t xml:space="preserve">that fixes the left key’s type before joining.</w:t>
-      </w:r>
-    </w:p>
-    <w:p>
-      <w:pPr>
-        <w:pStyle w:val="SourceCode"/>
-      </w:pPr>
-      <w:r>
-        <w:rPr>
-          <w:rStyle w:val="CommentTok"/>
-        </w:rPr>
-        <w:t xml:space="preserve"># Your code:</w:t>
-      </w:r>
-    </w:p>
-    <w:p>
-      <w:r>
-        <w:pict>
-          <v:rect style="width:0;height:1.5pt" o:hralign="center" o:hrstd="t" o:hr="t"/>
-        </w:pict>
-      </w:r>
-    </w:p>
-    <w:bookmarkEnd w:id="21"/>
-    <w:bookmarkEnd w:id="22"/>
-    <w:bookmarkStart w:id="24" w:name="question-7-short-code-what-didnt-match"/>
-    <w:p>
-      <w:pPr>
-        <w:pStyle w:val="Heading1"/>
-      </w:pPr>
-      <w:r>
-        <w:t xml:space="preserve">Question 7 · Short code — what didn’t match?</w:t>
-      </w:r>
-    </w:p>
-    <w:bookmarkStart w:id="23" w:name="Xe2d298d8672d671cf49461d7a616d7e0555a60d"/>
-    <w:p>
-      <w:pPr>
-        <w:pStyle w:val="Heading3"/>
-      </w:pPr>
-      <w:r>
-        <w:t xml:space="preserve">Write the join that returns the reports that have</w:t>
-      </w:r>
-      <w:r>
-        <w:t xml:space="preserve"> </w:t>
-      </w:r>
-      <w:r>
-        <w:rPr>
-          <w:b/>
-          <w:bCs/>
-        </w:rPr>
-        <w:t xml:space="preserve">no</w:t>
-      </w:r>
-      <w:r>
-        <w:t xml:space="preserve"> </w:t>
-      </w:r>
-      <w:r>
-        <w:t xml:space="preserve">matching location.</w:t>
-      </w:r>
-    </w:p>
-    <w:p>
-      <w:pPr>
-        <w:pStyle w:val="SourceCode"/>
-      </w:pPr>
-      <w:r>
-        <w:rPr>
-          <w:rStyle w:val="CommentTok"/>
-        </w:rPr>
-        <w:t xml:space="preserve"># Your code:</w:t>
-      </w:r>
-    </w:p>
-    <w:p>
-      <w:r>
-        <w:pict>
-          <v:rect style="width:0;height:1.5pt" o:hralign="center" o:hrstd="t" o:hr="t"/>
-        </w:pict>
-      </w:r>
-    </w:p>
-    <w:bookmarkEnd w:id="23"/>
     <w:bookmarkEnd w:id="24"/>
-    <w:bookmarkStart w:id="26" w:name="question-8-multiple-choice-pick-the-join"/>
-    <w:p>
-      <w:pPr>
-        <w:pStyle w:val="Heading1"/>
-      </w:pPr>
-      <w:r>
-        <w:t xml:space="preserve">Question 8 · Multiple choice — pick the join</w:t>
-      </w:r>
-    </w:p>
-    <w:bookmarkStart w:id="25" w:name="X6a493d7f19a78395162de445215c01651b02c0f"/>
-    <w:p>
-      <w:pPr>
-        <w:pStyle w:val="Heading3"/>
-      </w:pPr>
-      <w:r>
-        <w:t xml:space="preserve">You want to map every report, keeping ones with no coordinates (they’ll be dropped later). Which join?</w:t>
-      </w:r>
-    </w:p>
-    <w:p>
-      <w:pPr>
-        <w:pStyle w:val="SourceCode"/>
-      </w:pPr>
-      <w:r>
-        <w:rPr>
-          <w:rStyle w:val="VerbatimChar"/>
-        </w:rPr>
-        <w:t xml:space="preserve">A)  inner_join</w:t>
-      </w:r>
-      <w:r>
-        <w:br/>
-      </w:r>
-      <w:r>
-        <w:rPr>
-          <w:rStyle w:val="VerbatimChar"/>
-        </w:rPr>
-        <w:t xml:space="preserve">B)  left_join</w:t>
-      </w:r>
-      <w:r>
-        <w:br/>
-      </w:r>
-      <w:r>
-        <w:rPr>
-          <w:rStyle w:val="VerbatimChar"/>
-        </w:rPr>
-        <w:t xml:space="preserve">C)  anti_join</w:t>
-      </w:r>
-      <w:r>
-        <w:br/>
-      </w:r>
-      <w:r>
-        <w:rPr>
-          <w:rStyle w:val="VerbatimChar"/>
-        </w:rPr>
-        <w:t xml:space="preserve">D)  semi_join</w:t>
-      </w:r>
-    </w:p>
-    <w:p>
-      <w:pPr>
-        <w:pStyle w:val="FirstParagraph"/>
-      </w:pPr>
-      <w:r>
-        <w:t xml:space="preserve">Your answer:</w:t>
-      </w:r>
-    </w:p>
-    <w:p>
-      <w:pPr>
-        <w:pStyle w:val="SourceCode"/>
-      </w:pPr>
-    </w:p>
-    <w:p>
-      <w:r>
-        <w:pict>
-          <v:rect style="width:0;height:1.5pt" o:hralign="center" o:hrstd="t" o:hr="t"/>
-        </w:pict>
-      </w:r>
-    </w:p>
     <w:bookmarkEnd w:id="25"/>
-    <w:bookmarkEnd w:id="26"/>
-    <w:bookmarkStart w:id="28" w:name="question-9-true-false"/>
-    <w:p>
-      <w:pPr>
-        <w:pStyle w:val="Heading1"/>
-      </w:pPr>
-      <w:r>
-        <w:t xml:space="preserve">Question 9 · True / False</w:t>
-      </w:r>
-    </w:p>
-    <w:bookmarkStart w:id="27" w:name="Xd2150008f3f13274978d7dc5a7b13cb2199fac5"/>
-    <w:p>
-      <w:pPr>
-        <w:pStyle w:val="Heading3"/>
-      </w:pPr>
-      <w:r>
-        <w:rPr>
-          <w:rStyle w:val="VerbatimChar"/>
-        </w:rPr>
-        <w:t xml:space="preserve">semi_join()</w:t>
-      </w:r>
-      <w:r>
-        <w:t xml:space="preserve"> </w:t>
-      </w:r>
-      <w:r>
-        <w:t xml:space="preserve">and</w:t>
-      </w:r>
-      <w:r>
-        <w:t xml:space="preserve"> </w:t>
-      </w:r>
-      <w:r>
-        <w:rPr>
-          <w:rStyle w:val="VerbatimChar"/>
-        </w:rPr>
-        <w:t xml:space="preserve">anti_join()</w:t>
-      </w:r>
-      <w:r>
-        <w:t xml:space="preserve"> </w:t>
-      </w:r>
-      <w:r>
-        <w:t xml:space="preserve">add columns from the second table.</w:t>
-      </w:r>
-    </w:p>
-    <w:p>
-      <w:pPr>
-        <w:pStyle w:val="SourceCode"/>
-      </w:pPr>
-      <w:r>
-        <w:rPr>
-          <w:rStyle w:val="VerbatimChar"/>
-        </w:rPr>
-        <w:t xml:space="preserve">TRUE        FALSE</w:t>
-      </w:r>
-    </w:p>
-    <w:p>
-      <w:pPr>
-        <w:pStyle w:val="FirstParagraph"/>
-      </w:pPr>
-      <w:r>
-        <w:t xml:space="preserve">Your answer:</w:t>
-      </w:r>
-    </w:p>
-    <w:p>
-      <w:pPr>
-        <w:pStyle w:val="SourceCode"/>
-      </w:pPr>
-    </w:p>
-    <w:p>
-      <w:r>
-        <w:pict>
-          <v:rect style="width:0;height:1.5pt" o:hralign="center" o:hrstd="t" o:hr="t"/>
-        </w:pict>
-      </w:r>
-    </w:p>
-    <w:bookmarkEnd w:id="27"/>
-    <w:bookmarkEnd w:id="28"/>
-    <w:bookmarkStart w:id="30" w:name="X98e7a4f9f5399ac77337a7bf49f1fa79ddb704a"/>
-    <w:p>
-      <w:pPr>
-        <w:pStyle w:val="Heading1"/>
-      </w:pPr>
-      <w:r>
-        <w:t xml:space="preserve">Question 10 · Short answer — the guiding question</w:t>
-      </w:r>
-    </w:p>
-    <w:bookmarkStart w:id="29" w:name="X2efd62d7ee0df4eb4576fe858918ea7394ffd74"/>
-    <w:p>
-      <w:pPr>
-        <w:pStyle w:val="Heading3"/>
-      </w:pPr>
-      <w:r>
-        <w:t xml:space="preserve">In one sentence, what single question should you ask to decide which join to use?</w:t>
-      </w:r>
-    </w:p>
-    <w:p>
-      <w:pPr>
-        <w:pStyle w:val="SourceCode"/>
-      </w:pPr>
-    </w:p>
-    <w:p>
-      <w:r>
-        <w:pict>
-          <v:rect style="width:0;height:1.5pt" o:hralign="center" o:hrstd="t" o:hr="t"/>
-        </w:pict>
-      </w:r>
-    </w:p>
-    <w:bookmarkEnd w:id="29"/>
-    <w:bookmarkEnd w:id="30"/>
-    <w:bookmarkStart w:id="31" w:name="X19fac04d5a5d6dbca660e85fda058eb10015d87"/>
+    <w:bookmarkStart w:id="26" w:name="X19fac04d5a5d6dbca660e85fda058eb10015d87"/>
     <w:p>
       <w:pPr>
         <w:pStyle w:val="Heading1"/>
@@ -982,9 +1853,10 @@
         <w:tblLook w:firstRow="1" w:lastRow="0" w:firstColumn="0" w:lastColumn="0" w:noHBand="0" w:noVBand="0" w:val="0020"/>
       </w:tblPr>
       <w:tblGrid>
-        <w:gridCol w:w="2640"/>
-        <w:gridCol w:w="2640"/>
-        <w:gridCol w:w="2640"/>
+        <w:gridCol w:w="2436"/>
+        <w:gridCol w:w="1827"/>
+        <w:gridCol w:w="1827"/>
+        <w:gridCol w:w="1827"/>
       </w:tblGrid>
       <w:tr>
         <w:trPr>
@@ -995,17 +1867,19 @@
           <w:p>
             <w:pPr>
               <w:pStyle w:val="Compact"/>
-            </w:pPr>
-            <w:r>
-              <w:t xml:space="preserve">Q</w:t>
-            </w:r>
-          </w:p>
-        </w:tc>
-        <w:tc>
-          <w:tcPr/>
-          <w:p>
-            <w:pPr>
-              <w:pStyle w:val="Compact"/>
+              <w:jc w:val="center"/>
+            </w:pPr>
+            <w:r>
+              <w:t xml:space="preserve">#</w:t>
+            </w:r>
+          </w:p>
+        </w:tc>
+        <w:tc>
+          <w:tcPr/>
+          <w:p>
+            <w:pPr>
+              <w:pStyle w:val="Compact"/>
+              <w:jc w:val="left"/>
             </w:pPr>
             <w:r>
               <w:t xml:space="preserve">Type</w:t>
@@ -1017,6 +1891,19 @@
           <w:p>
             <w:pPr>
               <w:pStyle w:val="Compact"/>
+              <w:jc w:val="left"/>
+            </w:pPr>
+            <w:r>
+              <w:t xml:space="preserve">Topic</w:t>
+            </w:r>
+          </w:p>
+        </w:tc>
+        <w:tc>
+          <w:tcPr/>
+          <w:p>
+            <w:pPr>
+              <w:pStyle w:val="Compact"/>
+              <w:jc w:val="left"/>
             </w:pPr>
             <w:r>
               <w:t xml:space="preserve">Answer</w:t>
@@ -1030,6 +1917,7 @@
           <w:p>
             <w:pPr>
               <w:pStyle w:val="Compact"/>
+              <w:jc w:val="center"/>
             </w:pPr>
             <w:r>
               <w:t xml:space="preserve">1</w:t>
@@ -1041,6 +1929,7 @@
           <w:p>
             <w:pPr>
               <w:pStyle w:val="Compact"/>
+              <w:jc w:val="left"/>
             </w:pPr>
             <w:r>
               <w:t xml:space="preserve">T/F</w:t>
@@ -1052,13 +1941,26 @@
           <w:p>
             <w:pPr>
               <w:pStyle w:val="Compact"/>
+              <w:jc w:val="left"/>
+            </w:pPr>
+            <w:r>
+              <w:t xml:space="preserve">mutating joins</w:t>
+            </w:r>
+          </w:p>
+        </w:tc>
+        <w:tc>
+          <w:tcPr/>
+          <w:p>
+            <w:pPr>
+              <w:pStyle w:val="Compact"/>
+              <w:jc w:val="left"/>
             </w:pPr>
             <w:r>
               <w:rPr>
                 <w:b/>
                 <w:bCs/>
               </w:rPr>
-              <w:t xml:space="preserve">TRUE</w:t>
+              <w:t xml:space="preserve">True</w:t>
             </w:r>
           </w:p>
         </w:tc>
@@ -1069,6 +1971,7 @@
           <w:p>
             <w:pPr>
               <w:pStyle w:val="Compact"/>
+              <w:jc w:val="center"/>
             </w:pPr>
             <w:r>
               <w:t xml:space="preserve">2</w:t>
@@ -1080,6 +1983,7 @@
           <w:p>
             <w:pPr>
               <w:pStyle w:val="Compact"/>
+              <w:jc w:val="left"/>
             </w:pPr>
             <w:r>
               <w:t xml:space="preserve">MC</w:t>
@@ -1091,19 +1995,26 @@
           <w:p>
             <w:pPr>
               <w:pStyle w:val="Compact"/>
+              <w:jc w:val="left"/>
+            </w:pPr>
+            <w:r>
+              <w:t xml:space="preserve">mutating joins</w:t>
+            </w:r>
+          </w:p>
+        </w:tc>
+        <w:tc>
+          <w:tcPr/>
+          <w:p>
+            <w:pPr>
+              <w:pStyle w:val="Compact"/>
+              <w:jc w:val="left"/>
             </w:pPr>
             <w:r>
               <w:rPr>
                 <w:b/>
                 <w:bCs/>
               </w:rPr>
-              <w:t xml:space="preserve">B</w:t>
-            </w:r>
-            <w:r>
-              <w:t xml:space="preserve"> </w:t>
-            </w:r>
-            <w:r>
-              <w:t xml:space="preserve">— ~4,000 (only matches)</w:t>
+              <w:t xml:space="preserve">b</w:t>
             </w:r>
           </w:p>
         </w:tc>
@@ -1114,6 +2025,7 @@
           <w:p>
             <w:pPr>
               <w:pStyle w:val="Compact"/>
+              <w:jc w:val="center"/>
             </w:pPr>
             <w:r>
               <w:t xml:space="preserve">3</w:t>
@@ -1125,207 +2037,7 @@
           <w:p>
             <w:pPr>
               <w:pStyle w:val="Compact"/>
-            </w:pPr>
-            <w:r>
-              <w:t xml:space="preserve">Match</w:t>
-            </w:r>
-          </w:p>
-        </w:tc>
-        <w:tc>
-          <w:tcPr/>
-          <w:p>
-            <w:pPr>
-              <w:pStyle w:val="Compact"/>
-            </w:pPr>
-            <w:r>
-              <w:t xml:space="preserve">1–B, 2–A, 3–D, 4–C, 5–E</w:t>
-            </w:r>
-          </w:p>
-        </w:tc>
-      </w:tr>
-      <w:tr>
-        <w:tc>
-          <w:tcPr/>
-          <w:p>
-            <w:pPr>
-              <w:pStyle w:val="Compact"/>
-            </w:pPr>
-            <w:r>
-              <w:t xml:space="preserve">4</w:t>
-            </w:r>
-          </w:p>
-        </w:tc>
-        <w:tc>
-          <w:tcPr/>
-          <w:p>
-            <w:pPr>
-              <w:pStyle w:val="Compact"/>
-            </w:pPr>
-            <w:r>
-              <w:t xml:space="preserve">Predict</w:t>
-            </w:r>
-          </w:p>
-        </w:tc>
-        <w:tc>
-          <w:tcPr/>
-          <w:p>
-            <w:pPr>
-              <w:pStyle w:val="Compact"/>
-            </w:pPr>
-            <w:r>
-              <w:t xml:space="preserve">Joins on</w:t>
-            </w:r>
-            <w:r>
-              <w:t xml:space="preserve"> </w:t>
-            </w:r>
-            <w:r>
-              <w:rPr>
-                <w:rStyle w:val="VerbatimChar"/>
-                <w:b/>
-                <w:bCs/>
-              </w:rPr>
-              <w:t xml:space="preserve">index</w:t>
-            </w:r>
-            <w:r>
-              <w:t xml:space="preserve"> </w:t>
-            </w:r>
-            <w:r>
-              <w:t xml:space="preserve">(the shared column) — matches by row number, gluing data to the wrong rows; always name the real key</w:t>
-            </w:r>
-          </w:p>
-        </w:tc>
-      </w:tr>
-      <w:tr>
-        <w:tc>
-          <w:tcPr/>
-          <w:p>
-            <w:pPr>
-              <w:pStyle w:val="Compact"/>
-            </w:pPr>
-            <w:r>
-              <w:t xml:space="preserve">5</w:t>
-            </w:r>
-          </w:p>
-        </w:tc>
-        <w:tc>
-          <w:tcPr/>
-          <w:p>
-            <w:pPr>
-              <w:pStyle w:val="Compact"/>
-            </w:pPr>
-            <w:r>
-              <w:t xml:space="preserve">Code</w:t>
-            </w:r>
-          </w:p>
-        </w:tc>
-        <w:tc>
-          <w:tcPr/>
-          <w:p>
-            <w:pPr>
-              <w:pStyle w:val="Compact"/>
-            </w:pPr>
-            <w:r>
-              <w:rPr>
-                <w:rStyle w:val="VerbatimChar"/>
-              </w:rPr>
-              <w:t xml:space="preserve">left_join(reports, locations, by = c("REPORT_NUMBER" = "number"))</w:t>
-            </w:r>
-          </w:p>
-        </w:tc>
-      </w:tr>
-      <w:tr>
-        <w:tc>
-          <w:tcPr/>
-          <w:p>
-            <w:pPr>
-              <w:pStyle w:val="Compact"/>
-            </w:pPr>
-            <w:r>
-              <w:t xml:space="preserve">6</w:t>
-            </w:r>
-          </w:p>
-        </w:tc>
-        <w:tc>
-          <w:tcPr/>
-          <w:p>
-            <w:pPr>
-              <w:pStyle w:val="Compact"/>
-            </w:pPr>
-            <w:r>
-              <w:t xml:space="preserve">Code</w:t>
-            </w:r>
-          </w:p>
-        </w:tc>
-        <w:tc>
-          <w:tcPr/>
-          <w:p>
-            <w:pPr>
-              <w:pStyle w:val="Compact"/>
-            </w:pPr>
-            <w:r>
-              <w:rPr>
-                <w:rStyle w:val="VerbatimChar"/>
-              </w:rPr>
-              <w:t xml:space="preserve">mutate(REPORT_NUMBER = as.integer(REPORT_NUMBER))</w:t>
-            </w:r>
-          </w:p>
-        </w:tc>
-      </w:tr>
-      <w:tr>
-        <w:tc>
-          <w:tcPr/>
-          <w:p>
-            <w:pPr>
-              <w:pStyle w:val="Compact"/>
-            </w:pPr>
-            <w:r>
-              <w:t xml:space="preserve">7</w:t>
-            </w:r>
-          </w:p>
-        </w:tc>
-        <w:tc>
-          <w:tcPr/>
-          <w:p>
-            <w:pPr>
-              <w:pStyle w:val="Compact"/>
-            </w:pPr>
-            <w:r>
-              <w:t xml:space="preserve">Code</w:t>
-            </w:r>
-          </w:p>
-        </w:tc>
-        <w:tc>
-          <w:tcPr/>
-          <w:p>
-            <w:pPr>
-              <w:pStyle w:val="Compact"/>
-            </w:pPr>
-            <w:r>
-              <w:rPr>
-                <w:rStyle w:val="VerbatimChar"/>
-              </w:rPr>
-              <w:t xml:space="preserve">anti_join(reports, locations, by = c("REPORT_NUMBER" = "number"))</w:t>
-            </w:r>
-          </w:p>
-        </w:tc>
-      </w:tr>
-      <w:tr>
-        <w:tc>
-          <w:tcPr/>
-          <w:p>
-            <w:pPr>
-              <w:pStyle w:val="Compact"/>
-            </w:pPr>
-            <w:r>
-              <w:t xml:space="preserve">8</w:t>
-            </w:r>
-          </w:p>
-        </w:tc>
-        <w:tc>
-          <w:tcPr/>
-          <w:p>
-            <w:pPr>
-              <w:pStyle w:val="Compact"/>
+              <w:jc w:val="left"/>
             </w:pPr>
             <w:r>
               <w:t xml:space="preserve">MC</w:t>
@@ -1337,19 +2049,26 @@
           <w:p>
             <w:pPr>
               <w:pStyle w:val="Compact"/>
+              <w:jc w:val="left"/>
+            </w:pPr>
+            <w:r>
+              <w:t xml:space="preserve">mutating joins</w:t>
+            </w:r>
+          </w:p>
+        </w:tc>
+        <w:tc>
+          <w:tcPr/>
+          <w:p>
+            <w:pPr>
+              <w:pStyle w:val="Compact"/>
+              <w:jc w:val="left"/>
             </w:pPr>
             <w:r>
               <w:rPr>
                 <w:b/>
                 <w:bCs/>
               </w:rPr>
-              <w:t xml:space="preserve">B</w:t>
-            </w:r>
-            <w:r>
-              <w:t xml:space="preserve"> </w:t>
-            </w:r>
-            <w:r>
-              <w:t xml:space="preserve">— left_join keeps every report</w:t>
+              <w:t xml:space="preserve">c</w:t>
             </w:r>
           </w:p>
         </w:tc>
@@ -1360,41 +2079,56 @@
           <w:p>
             <w:pPr>
               <w:pStyle w:val="Compact"/>
-            </w:pPr>
-            <w:r>
-              <w:t xml:space="preserve">9</w:t>
-            </w:r>
-          </w:p>
-        </w:tc>
-        <w:tc>
-          <w:tcPr/>
-          <w:p>
-            <w:pPr>
-              <w:pStyle w:val="Compact"/>
-            </w:pPr>
-            <w:r>
-              <w:t xml:space="preserve">T/F</w:t>
-            </w:r>
-          </w:p>
-        </w:tc>
-        <w:tc>
-          <w:tcPr/>
-          <w:p>
-            <w:pPr>
-              <w:pStyle w:val="Compact"/>
+              <w:jc w:val="center"/>
+            </w:pPr>
+            <w:r>
+              <w:t xml:space="preserve">4</w:t>
+            </w:r>
+          </w:p>
+        </w:tc>
+        <w:tc>
+          <w:tcPr/>
+          <w:p>
+            <w:pPr>
+              <w:pStyle w:val="Compact"/>
+              <w:jc w:val="left"/>
+            </w:pPr>
+            <w:r>
+              <w:t xml:space="preserve">Predict</w:t>
+            </w:r>
+          </w:p>
+        </w:tc>
+        <w:tc>
+          <w:tcPr/>
+          <w:p>
+            <w:pPr>
+              <w:pStyle w:val="Compact"/>
+              <w:jc w:val="left"/>
+            </w:pPr>
+            <w:r>
+              <w:t xml:space="preserve">mutating joins</w:t>
+            </w:r>
+          </w:p>
+        </w:tc>
+        <w:tc>
+          <w:tcPr/>
+          <w:p>
+            <w:pPr>
+              <w:pStyle w:val="Compact"/>
+              <w:jc w:val="left"/>
             </w:pPr>
             <w:r>
               <w:rPr>
                 <w:b/>
                 <w:bCs/>
               </w:rPr>
-              <w:t xml:space="preserve">FALSE</w:t>
+              <w:t xml:space="preserve">b</w:t>
             </w:r>
             <w:r>
               <w:t xml:space="preserve"> </w:t>
             </w:r>
             <w:r>
-              <w:t xml:space="preserve">— filtering joins keep rows only, no new columns</w:t>
+              <w:t xml:space="preserve">— ~4,000 (matches only)</w:t>
             </w:r>
           </w:p>
         </w:tc>
@@ -1405,6 +2139,319 @@
           <w:p>
             <w:pPr>
               <w:pStyle w:val="Compact"/>
+              <w:jc w:val="center"/>
+            </w:pPr>
+            <w:r>
+              <w:t xml:space="preserve">5</w:t>
+            </w:r>
+          </w:p>
+        </w:tc>
+        <w:tc>
+          <w:tcPr/>
+          <w:p>
+            <w:pPr>
+              <w:pStyle w:val="Compact"/>
+              <w:jc w:val="left"/>
+            </w:pPr>
+            <w:r>
+              <w:t xml:space="preserve">MC</w:t>
+            </w:r>
+          </w:p>
+        </w:tc>
+        <w:tc>
+          <w:tcPr/>
+          <w:p>
+            <w:pPr>
+              <w:pStyle w:val="Compact"/>
+              <w:jc w:val="left"/>
+            </w:pPr>
+            <w:r>
+              <w:t xml:space="preserve">mutating joins</w:t>
+            </w:r>
+          </w:p>
+        </w:tc>
+        <w:tc>
+          <w:tcPr/>
+          <w:p>
+            <w:pPr>
+              <w:pStyle w:val="Compact"/>
+              <w:jc w:val="left"/>
+            </w:pPr>
+            <w:r>
+              <w:rPr>
+                <w:b/>
+                <w:bCs/>
+              </w:rPr>
+              <w:t xml:space="preserve">b</w:t>
+            </w:r>
+            <w:r>
+              <w:t xml:space="preserve"> </w:t>
+            </w:r>
+            <w:r>
+              <w:t xml:space="preserve">—</w:t>
+            </w:r>
+            <w:r>
+              <w:t xml:space="preserve"> </w:t>
+            </w:r>
+            <w:r>
+              <w:rPr>
+                <w:rStyle w:val="VerbatimChar"/>
+              </w:rPr>
+              <w:t xml:space="preserve">left_join</w:t>
+            </w:r>
+            <w:r>
+              <w:t xml:space="preserve"> </w:t>
+            </w:r>
+            <w:r>
+              <w:t xml:space="preserve">keeps every report</w:t>
+            </w:r>
+          </w:p>
+        </w:tc>
+      </w:tr>
+      <w:tr>
+        <w:tc>
+          <w:tcPr/>
+          <w:p>
+            <w:pPr>
+              <w:pStyle w:val="Compact"/>
+              <w:jc w:val="center"/>
+            </w:pPr>
+            <w:r>
+              <w:t xml:space="preserve">6</w:t>
+            </w:r>
+          </w:p>
+        </w:tc>
+        <w:tc>
+          <w:tcPr/>
+          <w:p>
+            <w:pPr>
+              <w:pStyle w:val="Compact"/>
+              <w:jc w:val="left"/>
+            </w:pPr>
+            <w:r>
+              <w:t xml:space="preserve">MC</w:t>
+            </w:r>
+          </w:p>
+        </w:tc>
+        <w:tc>
+          <w:tcPr/>
+          <w:p>
+            <w:pPr>
+              <w:pStyle w:val="Compact"/>
+              <w:jc w:val="left"/>
+            </w:pPr>
+            <w:r>
+              <w:t xml:space="preserve">filtering joins</w:t>
+            </w:r>
+          </w:p>
+        </w:tc>
+        <w:tc>
+          <w:tcPr/>
+          <w:p>
+            <w:pPr>
+              <w:pStyle w:val="Compact"/>
+              <w:jc w:val="left"/>
+            </w:pPr>
+            <w:r>
+              <w:rPr>
+                <w:b/>
+                <w:bCs/>
+              </w:rPr>
+              <w:t xml:space="preserve">a</w:t>
+            </w:r>
+          </w:p>
+        </w:tc>
+      </w:tr>
+      <w:tr>
+        <w:tc>
+          <w:tcPr/>
+          <w:p>
+            <w:pPr>
+              <w:pStyle w:val="Compact"/>
+              <w:jc w:val="center"/>
+            </w:pPr>
+            <w:r>
+              <w:t xml:space="preserve">7</w:t>
+            </w:r>
+          </w:p>
+        </w:tc>
+        <w:tc>
+          <w:tcPr/>
+          <w:p>
+            <w:pPr>
+              <w:pStyle w:val="Compact"/>
+              <w:jc w:val="left"/>
+            </w:pPr>
+            <w:r>
+              <w:t xml:space="preserve">MC</w:t>
+            </w:r>
+          </w:p>
+        </w:tc>
+        <w:tc>
+          <w:tcPr/>
+          <w:p>
+            <w:pPr>
+              <w:pStyle w:val="Compact"/>
+              <w:jc w:val="left"/>
+            </w:pPr>
+            <w:r>
+              <w:t xml:space="preserve">filtering joins</w:t>
+            </w:r>
+          </w:p>
+        </w:tc>
+        <w:tc>
+          <w:tcPr/>
+          <w:p>
+            <w:pPr>
+              <w:pStyle w:val="Compact"/>
+              <w:jc w:val="left"/>
+            </w:pPr>
+            <w:r>
+              <w:rPr>
+                <w:b/>
+                <w:bCs/>
+              </w:rPr>
+              <w:t xml:space="preserve">a</w:t>
+            </w:r>
+          </w:p>
+        </w:tc>
+      </w:tr>
+      <w:tr>
+        <w:tc>
+          <w:tcPr/>
+          <w:p>
+            <w:pPr>
+              <w:pStyle w:val="Compact"/>
+              <w:jc w:val="center"/>
+            </w:pPr>
+            <w:r>
+              <w:t xml:space="preserve">8</w:t>
+            </w:r>
+          </w:p>
+        </w:tc>
+        <w:tc>
+          <w:tcPr/>
+          <w:p>
+            <w:pPr>
+              <w:pStyle w:val="Compact"/>
+              <w:jc w:val="left"/>
+            </w:pPr>
+            <w:r>
+              <w:t xml:space="preserve">T/F</w:t>
+            </w:r>
+          </w:p>
+        </w:tc>
+        <w:tc>
+          <w:tcPr/>
+          <w:p>
+            <w:pPr>
+              <w:pStyle w:val="Compact"/>
+              <w:jc w:val="left"/>
+            </w:pPr>
+            <w:r>
+              <w:t xml:space="preserve">filtering joins</w:t>
+            </w:r>
+          </w:p>
+        </w:tc>
+        <w:tc>
+          <w:tcPr/>
+          <w:p>
+            <w:pPr>
+              <w:pStyle w:val="Compact"/>
+              <w:jc w:val="left"/>
+            </w:pPr>
+            <w:r>
+              <w:rPr>
+                <w:b/>
+                <w:bCs/>
+              </w:rPr>
+              <w:t xml:space="preserve">False</w:t>
+            </w:r>
+            <w:r>
+              <w:t xml:space="preserve"> </w:t>
+            </w:r>
+            <w:r>
+              <w:t xml:space="preserve">— filtering joins keep rows only</w:t>
+            </w:r>
+          </w:p>
+        </w:tc>
+      </w:tr>
+      <w:tr>
+        <w:tc>
+          <w:tcPr/>
+          <w:p>
+            <w:pPr>
+              <w:pStyle w:val="Compact"/>
+              <w:jc w:val="center"/>
+            </w:pPr>
+            <w:r>
+              <w:t xml:space="preserve">9</w:t>
+            </w:r>
+          </w:p>
+        </w:tc>
+        <w:tc>
+          <w:tcPr/>
+          <w:p>
+            <w:pPr>
+              <w:pStyle w:val="Compact"/>
+              <w:jc w:val="left"/>
+            </w:pPr>
+            <w:r>
+              <w:t xml:space="preserve">MC</w:t>
+            </w:r>
+          </w:p>
+        </w:tc>
+        <w:tc>
+          <w:tcPr/>
+          <w:p>
+            <w:pPr>
+              <w:pStyle w:val="Compact"/>
+              <w:jc w:val="left"/>
+            </w:pPr>
+            <w:r>
+              <w:t xml:space="preserve">filtering joins</w:t>
+            </w:r>
+          </w:p>
+        </w:tc>
+        <w:tc>
+          <w:tcPr/>
+          <w:p>
+            <w:pPr>
+              <w:pStyle w:val="Compact"/>
+              <w:jc w:val="left"/>
+            </w:pPr>
+            <w:r>
+              <w:rPr>
+                <w:b/>
+                <w:bCs/>
+              </w:rPr>
+              <w:t xml:space="preserve">a</w:t>
+            </w:r>
+            <w:r>
+              <w:t xml:space="preserve"> </w:t>
+            </w:r>
+            <w:r>
+              <w:t xml:space="preserve">—</w:t>
+            </w:r>
+            <w:r>
+              <w:t xml:space="preserve"> </w:t>
+            </w:r>
+            <w:r>
+              <w:rPr>
+                <w:rStyle w:val="VerbatimChar"/>
+              </w:rPr>
+              <w:t xml:space="preserve">anti_join</w:t>
+            </w:r>
+          </w:p>
+        </w:tc>
+      </w:tr>
+      <w:tr>
+        <w:tc>
+          <w:tcPr/>
+          <w:p>
+            <w:pPr>
+              <w:pStyle w:val="Compact"/>
+              <w:jc w:val="center"/>
             </w:pPr>
             <w:r>
               <w:t xml:space="preserve">10</w:t>
@@ -1416,26 +2463,272 @@
           <w:p>
             <w:pPr>
               <w:pStyle w:val="Compact"/>
-            </w:pPr>
-            <w:r>
-              <w:t xml:space="preserve">Concept</w:t>
-            </w:r>
-          </w:p>
-        </w:tc>
-        <w:tc>
-          <w:tcPr/>
-          <w:p>
-            <w:pPr>
-              <w:pStyle w:val="Compact"/>
-            </w:pPr>
-            <w:r>
-              <w:t xml:space="preserve">“Which rows do I refuse to lose?”</w:t>
+              <w:jc w:val="left"/>
+            </w:pPr>
+            <w:r>
+              <w:t xml:space="preserve">Predict</w:t>
+            </w:r>
+          </w:p>
+        </w:tc>
+        <w:tc>
+          <w:tcPr/>
+          <w:p>
+            <w:pPr>
+              <w:pStyle w:val="Compact"/>
+              <w:jc w:val="left"/>
+            </w:pPr>
+            <w:r>
+              <w:t xml:space="preserve">key hygiene</w:t>
+            </w:r>
+          </w:p>
+        </w:tc>
+        <w:tc>
+          <w:tcPr/>
+          <w:p>
+            <w:pPr>
+              <w:pStyle w:val="Compact"/>
+              <w:jc w:val="left"/>
+            </w:pPr>
+            <w:r>
+              <w:rPr>
+                <w:b/>
+                <w:bCs/>
+              </w:rPr>
+              <w:t xml:space="preserve">b</w:t>
             </w:r>
             <w:r>
               <w:t xml:space="preserve"> </w:t>
             </w:r>
             <w:r>
-              <w:t xml:space="preserve">— that answer picks the join</w:t>
+              <w:t xml:space="preserve">— joins on</w:t>
+            </w:r>
+            <w:r>
+              <w:t xml:space="preserve"> </w:t>
+            </w:r>
+            <w:r>
+              <w:rPr>
+                <w:rStyle w:val="VerbatimChar"/>
+              </w:rPr>
+              <w:t xml:space="preserve">index</w:t>
+            </w:r>
+            <w:r>
+              <w:t xml:space="preserve">, matching by position</w:t>
+            </w:r>
+          </w:p>
+        </w:tc>
+      </w:tr>
+      <w:tr>
+        <w:tc>
+          <w:tcPr/>
+          <w:p>
+            <w:pPr>
+              <w:pStyle w:val="Compact"/>
+              <w:jc w:val="center"/>
+            </w:pPr>
+            <w:r>
+              <w:t xml:space="preserve">11</w:t>
+            </w:r>
+          </w:p>
+        </w:tc>
+        <w:tc>
+          <w:tcPr/>
+          <w:p>
+            <w:pPr>
+              <w:pStyle w:val="Compact"/>
+              <w:jc w:val="left"/>
+            </w:pPr>
+            <w:r>
+              <w:t xml:space="preserve">MC</w:t>
+            </w:r>
+          </w:p>
+        </w:tc>
+        <w:tc>
+          <w:tcPr/>
+          <w:p>
+            <w:pPr>
+              <w:pStyle w:val="Compact"/>
+              <w:jc w:val="left"/>
+            </w:pPr>
+            <w:r>
+              <w:t xml:space="preserve">key hygiene</w:t>
+            </w:r>
+          </w:p>
+        </w:tc>
+        <w:tc>
+          <w:tcPr/>
+          <w:p>
+            <w:pPr>
+              <w:pStyle w:val="Compact"/>
+              <w:jc w:val="left"/>
+            </w:pPr>
+            <w:r>
+              <w:rPr>
+                <w:b/>
+                <w:bCs/>
+              </w:rPr>
+              <w:t xml:space="preserve">a</w:t>
+            </w:r>
+          </w:p>
+        </w:tc>
+      </w:tr>
+      <w:tr>
+        <w:tc>
+          <w:tcPr/>
+          <w:p>
+            <w:pPr>
+              <w:pStyle w:val="Compact"/>
+              <w:jc w:val="center"/>
+            </w:pPr>
+            <w:r>
+              <w:t xml:space="preserve">12</w:t>
+            </w:r>
+          </w:p>
+        </w:tc>
+        <w:tc>
+          <w:tcPr/>
+          <w:p>
+            <w:pPr>
+              <w:pStyle w:val="Compact"/>
+              <w:jc w:val="left"/>
+            </w:pPr>
+            <w:r>
+              <w:t xml:space="preserve">Fix</w:t>
+            </w:r>
+          </w:p>
+        </w:tc>
+        <w:tc>
+          <w:tcPr/>
+          <w:p>
+            <w:pPr>
+              <w:pStyle w:val="Compact"/>
+              <w:jc w:val="left"/>
+            </w:pPr>
+            <w:r>
+              <w:t xml:space="preserve">key hygiene</w:t>
+            </w:r>
+          </w:p>
+        </w:tc>
+        <w:tc>
+          <w:tcPr/>
+          <w:p>
+            <w:pPr>
+              <w:pStyle w:val="Compact"/>
+              <w:jc w:val="left"/>
+            </w:pPr>
+            <w:r>
+              <w:rPr>
+                <w:b/>
+                <w:bCs/>
+              </w:rPr>
+              <w:t xml:space="preserve">a</w:t>
+            </w:r>
+          </w:p>
+        </w:tc>
+      </w:tr>
+      <w:tr>
+        <w:tc>
+          <w:tcPr/>
+          <w:p>
+            <w:pPr>
+              <w:pStyle w:val="Compact"/>
+              <w:jc w:val="center"/>
+            </w:pPr>
+            <w:r>
+              <w:t xml:space="preserve">13</w:t>
+            </w:r>
+          </w:p>
+        </w:tc>
+        <w:tc>
+          <w:tcPr/>
+          <w:p>
+            <w:pPr>
+              <w:pStyle w:val="Compact"/>
+              <w:jc w:val="left"/>
+            </w:pPr>
+            <w:r>
+              <w:t xml:space="preserve">T/F</w:t>
+            </w:r>
+          </w:p>
+        </w:tc>
+        <w:tc>
+          <w:tcPr/>
+          <w:p>
+            <w:pPr>
+              <w:pStyle w:val="Compact"/>
+              <w:jc w:val="left"/>
+            </w:pPr>
+            <w:r>
+              <w:t xml:space="preserve">key hygiene</w:t>
+            </w:r>
+          </w:p>
+        </w:tc>
+        <w:tc>
+          <w:tcPr/>
+          <w:p>
+            <w:pPr>
+              <w:pStyle w:val="Compact"/>
+              <w:jc w:val="left"/>
+            </w:pPr>
+            <w:r>
+              <w:rPr>
+                <w:b/>
+                <w:bCs/>
+              </w:rPr>
+              <w:t xml:space="preserve">True</w:t>
+            </w:r>
+          </w:p>
+        </w:tc>
+      </w:tr>
+      <w:tr>
+        <w:tc>
+          <w:tcPr/>
+          <w:p>
+            <w:pPr>
+              <w:pStyle w:val="Compact"/>
+              <w:jc w:val="center"/>
+            </w:pPr>
+            <w:r>
+              <w:t xml:space="preserve">14</w:t>
+            </w:r>
+          </w:p>
+        </w:tc>
+        <w:tc>
+          <w:tcPr/>
+          <w:p>
+            <w:pPr>
+              <w:pStyle w:val="Compact"/>
+              <w:jc w:val="left"/>
+            </w:pPr>
+            <w:r>
+              <w:t xml:space="preserve">MC</w:t>
+            </w:r>
+          </w:p>
+        </w:tc>
+        <w:tc>
+          <w:tcPr/>
+          <w:p>
+            <w:pPr>
+              <w:pStyle w:val="Compact"/>
+              <w:jc w:val="left"/>
+            </w:pPr>
+            <w:r>
+              <w:t xml:space="preserve">key hygiene</w:t>
+            </w:r>
+          </w:p>
+        </w:tc>
+        <w:tc>
+          <w:tcPr/>
+          <w:p>
+            <w:pPr>
+              <w:pStyle w:val="Compact"/>
+              <w:jc w:val="left"/>
+            </w:pPr>
+            <w:r>
+              <w:rPr>
+                <w:b/>
+                <w:bCs/>
+              </w:rPr>
+              <w:t xml:space="preserve">b</w:t>
             </w:r>
           </w:p>
         </w:tc>
@@ -1457,10 +2750,10 @@
           <w:i/>
           <w:iCs/>
         </w:rPr>
-        <w:t xml:space="preserve">End of Quiz 12.</w:t>
-      </w:r>
-    </w:p>
-    <w:bookmarkEnd w:id="31"/>
+        <w:t xml:space="preserve">End of Quiz 12 bank.</w:t>
+      </w:r>
+    </w:p>
+    <w:bookmarkEnd w:id="26"/>
     <w:sectPr>
       <w:pgSz w:h="15840" w:w="12240"/>
       <w:pgMar w:bottom="1440" w:footer="720" w:gutter="0" w:header="720" w:left="1440" w:right="1440" w:top="1440"/>

--- a/docs/quizzes/12_quiz_joins.docx
+++ b/docs/quizzes/12_quiz_joins.docx
@@ -31,7 +31,7 @@
         <w:pStyle w:val="Date"/>
       </w:pPr>
       <w:r>
-        <w:t xml:space="preserve">2026-09-10</w:t>
+        <w:t xml:space="preserve">2026-09-14</w:t>
       </w:r>
     </w:p>
     <w:p>

--- a/docs/quizzes/12_quiz_joins.docx
+++ b/docs/quizzes/12_quiz_joins.docx
@@ -3802,7 +3802,6 @@
         <w:bottom w:color="FF0000" w:space="1" w:sz="8" w:val="single"/>
         <w:right w:color="FF0000" w:space="4" w:sz="8" w:val="single"/>
       </w:pBdr>
-      <w:shd w:color="auto" w:fill="auto" w:val="pct15"/>
       <w:spacing w:after="120" w:before="120"/>
       <w:ind w:left="432" w:right="432"/>
     </w:pPr>
@@ -3823,7 +3822,6 @@
         <w:bottom w:color="auto" w:space="1" w:sz="8" w:val="single"/>
         <w:right w:color="auto" w:space="4" w:sz="8" w:val="single"/>
       </w:pBdr>
-      <w:shd w:color="auto" w:fill="auto" w:val="pct15"/>
       <w:spacing w:after="240" w:before="240"/>
       <w:ind w:left="432" w:right="432"/>
     </w:pPr>
@@ -3838,7 +3836,6 @@
     <w:qFormat/>
     <w:rsid w:val="00771E03"/>
     <w:pPr>
-      <w:shd w:color="auto" w:fill="auto" w:val="pct15"/>
       <w:spacing w:after="240" w:before="240"/>
       <w:ind w:left="432" w:right="432"/>
     </w:pPr>

--- a/docs/quizzes/12_quiz_joins.docx
+++ b/docs/quizzes/12_quiz_joins.docx
@@ -31,7 +31,7 @@
         <w:pStyle w:val="Date"/>
       </w:pPr>
       <w:r>
-        <w:t xml:space="preserve">2026-09-14</w:t>
+        <w:t xml:space="preserve">2026-09-21</w:t>
       </w:r>
     </w:p>
     <w:p>

--- a/docs/quizzes/12_quiz_joins.docx
+++ b/docs/quizzes/12_quiz_joins.docx
@@ -31,7 +31,7 @@
         <w:pStyle w:val="Date"/>
       </w:pPr>
       <w:r>
-        <w:t xml:space="preserve">2026-09-22</w:t>
+        <w:t xml:space="preserve">2026-09-23</w:t>
       </w:r>
     </w:p>
     <w:p>

--- a/docs/quizzes/12_quiz_joins.docx
+++ b/docs/quizzes/12_quiz_joins.docx
@@ -3885,6 +3885,252 @@
       <w:spacing w:after="100"/>
     </w:pPr>
   </w:style>
+  <w:style w:styleId="BodyText" w:type="paragraph">
+    <w:name w:val="Body Text"/>
+    <w:basedOn w:val="Normal"/>
+    <w:link w:val="BodyTextChar"/>
+    <w:qFormat/>
+    <w:pPr>
+      <w:spacing w:after="180" w:before="180"/>
+    </w:pPr>
+  </w:style>
+  <w:style w:customStyle="1" w:styleId="FirstParagraph" w:type="paragraph">
+    <w:name w:val="First Paragraph"/>
+    <w:basedOn w:val="BodyText"/>
+    <w:next w:val="BodyText"/>
+    <w:qFormat/>
+  </w:style>
+  <w:style w:customStyle="1" w:styleId="Compact" w:type="paragraph">
+    <w:name w:val="Compact"/>
+    <w:basedOn w:val="BodyText"/>
+    <w:qFormat/>
+    <w:pPr>
+      <w:spacing w:after="36" w:before="36"/>
+    </w:pPr>
+  </w:style>
+  <w:style w:customStyle="1" w:styleId="Author" w:type="paragraph">
+    <w:name w:val="Author"/>
+    <w:basedOn w:val="Title"/>
+    <w:next w:val="BodyText"/>
+    <w:qFormat/>
+    <w:pPr>
+      <w:keepNext/>
+      <w:keepLines/>
+    </w:pPr>
+    <w:rPr>
+      <w:sz w:val="24"/>
+      <w:szCs w:val="24"/>
+    </w:rPr>
+  </w:style>
+  <w:style w:styleId="Date" w:type="paragraph">
+    <w:name w:val="Date"/>
+    <w:basedOn w:val="Title"/>
+    <w:next w:val="BodyText"/>
+    <w:qFormat/>
+    <w:pPr>
+      <w:keepNext/>
+      <w:keepLines/>
+    </w:pPr>
+    <w:rPr>
+      <w:sz w:val="24"/>
+      <w:szCs w:val="24"/>
+    </w:rPr>
+  </w:style>
+  <w:style w:customStyle="1" w:styleId="AbstractTitle" w:type="paragraph">
+    <w:name w:val="Abstract Title"/>
+    <w:basedOn w:val="Normal"/>
+    <w:next w:val="Abstract"/>
+    <w:qFormat/>
+    <w:pPr>
+      <w:keepNext/>
+      <w:keepLines/>
+      <w:spacing w:after="0" w:before="300"/>
+      <w:jc w:val="center"/>
+    </w:pPr>
+    <w:rPr>
+      <w:b/>
+      <w:sz w:val="20"/>
+      <w:szCs w:val="20"/>
+    </w:rPr>
+  </w:style>
+  <w:style w:customStyle="1" w:styleId="Abstract" w:type="paragraph">
+    <w:name w:val="Abstract"/>
+    <w:basedOn w:val="Normal"/>
+    <w:next w:val="BodyText"/>
+    <w:qFormat/>
+    <w:pPr>
+      <w:keepNext/>
+      <w:keepLines/>
+      <w:spacing w:after="300" w:before="100"/>
+    </w:pPr>
+    <w:rPr>
+      <w:sz w:val="20"/>
+      <w:szCs w:val="20"/>
+    </w:rPr>
+  </w:style>
+  <w:style w:styleId="Bibliography" w:type="paragraph">
+    <w:name w:val="Bibliography"/>
+    <w:basedOn w:val="Normal"/>
+    <w:next w:val="Bibliography"/>
+    <w:qFormat/>
+    <w:pPr/>
+    <w:rPr/>
+  </w:style>
+  <w:style w:styleId="BlockText" w:type="paragraph">
+    <w:name w:val="Block Text"/>
+    <w:basedOn w:val="BodyText"/>
+    <w:next w:val="BodyText"/>
+    <w:uiPriority w:val="9"/>
+    <w:unhideWhenUsed/>
+    <w:qFormat/>
+    <w:pPr>
+      <w:spacing w:after="100" w:before="100"/>
+      <w:ind w:firstLine="0" w:left="480" w:right="480"/>
+    </w:pPr>
+  </w:style>
+  <w:style w:styleId="FootnoteText" w:type="paragraph">
+    <w:name w:val="Footnote Text"/>
+    <w:basedOn w:val="Normal"/>
+    <w:next w:val="FootnoteText"/>
+    <w:uiPriority w:val="9"/>
+    <w:unhideWhenUsed/>
+    <w:qFormat/>
+  </w:style>
+  <w:style w:styleId="FootnoteBlockText" w:type="paragraph">
+    <w:name w:val="Footnote Block Text"/>
+    <w:basedOn w:val="FootnoteText"/>
+    <w:next w:val="FootnoteText"/>
+    <w:uiPriority w:val="9"/>
+    <w:unhideWhenUsed/>
+    <w:qFormat/>
+    <w:pPr>
+      <w:spacing w:after="100" w:before="100"/>
+      <w:ind w:firstLine="0" w:left="480" w:right="480"/>
+    </w:pPr>
+  </w:style>
+  <w:style w:styleId="Table" w:type="table">
+    <w:name w:val="Table"/>
+    <w:basedOn w:val="TableNormal"/>
+    <w:semiHidden/>
+    <w:unhideWhenUsed/>
+    <w:qFormat/>
+    <w:tblPr>
+      <w:tblInd w:type="dxa" w:w="0"/>
+      <w:tblCellMar>
+        <w:top w:type="dxa" w:w="0"/>
+        <w:left w:type="dxa" w:w="108"/>
+        <w:bottom w:type="dxa" w:w="0"/>
+        <w:right w:type="dxa" w:w="108"/>
+      </w:tblCellMar>
+    </w:tblPr>
+    <w:tblStylePr w:type="firstRow">
+      <w:tcPr>
+        <w:tcBorders>
+          <w:bottom w:val="single"/>
+        </w:tcBorders>
+        <w:vAlign w:val="bottom"/>
+      </w:tcPr>
+    </w:tblStylePr>
+  </w:style>
+  <w:style w:customStyle="1" w:styleId="DefinitionTerm" w:type="paragraph">
+    <w:name w:val="Definition Term"/>
+    <w:basedOn w:val="Normal"/>
+    <w:next w:val="Definition"/>
+    <w:pPr>
+      <w:keepNext/>
+      <w:keepLines/>
+      <w:spacing w:after="0"/>
+    </w:pPr>
+    <w:rPr>
+      <w:b/>
+    </w:rPr>
+  </w:style>
+  <w:style w:customStyle="1" w:styleId="Definition" w:type="paragraph">
+    <w:name w:val="Definition"/>
+    <w:basedOn w:val="Normal"/>
+  </w:style>
+  <w:style w:styleId="Caption" w:type="paragraph">
+    <w:name w:val="Caption"/>
+    <w:basedOn w:val="Normal"/>
+    <w:link w:val="BodyTextChar"/>
+    <w:pPr>
+      <w:spacing w:after="120" w:before="0"/>
+    </w:pPr>
+    <w:rPr>
+      <w:i/>
+    </w:rPr>
+  </w:style>
+  <w:style w:customStyle="1" w:styleId="TableCaption" w:type="paragraph">
+    <w:name w:val="Table Caption"/>
+    <w:basedOn w:val="Caption"/>
+    <w:pPr>
+      <w:keepNext/>
+    </w:pPr>
+  </w:style>
+  <w:style w:customStyle="1" w:styleId="ImageCaption" w:type="paragraph">
+    <w:name w:val="Image Caption"/>
+    <w:basedOn w:val="Caption"/>
+  </w:style>
+  <w:style w:customStyle="1" w:styleId="Figure" w:type="paragraph">
+    <w:name w:val="Figure"/>
+    <w:basedOn w:val="Normal"/>
+  </w:style>
+  <w:style w:customStyle="1" w:styleId="CaptionedFigure" w:type="paragraph">
+    <w:name w:val="Captioned Figure"/>
+    <w:basedOn w:val="Figure"/>
+    <w:pPr>
+      <w:keepNext/>
+    </w:pPr>
+  </w:style>
+  <w:style w:customStyle="1" w:styleId="BodyTextChar" w:type="character">
+    <w:name w:val="Body Text Char"/>
+    <w:basedOn w:val="DefaultParagraphFont"/>
+    <w:link w:val="BodyText"/>
+  </w:style>
+  <w:style w:customStyle="1" w:styleId="VerbatimChar" w:type="character">
+    <w:name w:val="Verbatim Char"/>
+    <w:basedOn w:val="BodyTextChar"/>
+    <w:rPr>
+      <w:rFonts w:ascii="Consolas" w:hAnsi="Consolas"/>
+      <w:sz w:val="22"/>
+    </w:rPr>
+  </w:style>
+  <w:style w:customStyle="1" w:styleId="SectionNumber" w:type="character">
+    <w:name w:val="Section Number"/>
+    <w:basedOn w:val="BodyTextChar"/>
+  </w:style>
+  <w:style w:styleId="FootnoteReference" w:type="character">
+    <w:name w:val="Footnote Reference"/>
+    <w:basedOn w:val="BodyTextChar"/>
+    <w:rPr>
+      <w:vertAlign w:val="superscript"/>
+    </w:rPr>
+  </w:style>
+  <w:style w:styleId="Hyperlink" w:type="character">
+    <w:name w:val="Hyperlink"/>
+    <w:basedOn w:val="BodyTextChar"/>
+    <w:rPr>
+      <w:color w:themeColor="accent1" w:val="4F81BD"/>
+    </w:rPr>
+  </w:style>
+  <w:style w:styleId="TOCHeading" w:type="paragraph">
+    <w:name w:val="TOC Heading"/>
+    <w:basedOn w:val="Heading1"/>
+    <w:next w:val="BodyText"/>
+    <w:uiPriority w:val="39"/>
+    <w:unhideWhenUsed/>
+    <w:qFormat/>
+    <w:pPr>
+      <w:spacing w:before="240" w:line="259" w:lineRule="auto"/>
+      <w:outlineLvl w:val="9"/>
+    </w:pPr>
+    <w:rPr>
+      <w:rFonts w:asciiTheme="majorHAnsi" w:cstheme="majorBidi" w:eastAsiaTheme="majorEastAsia" w:hAnsiTheme="majorHAnsi"/>
+      <w:b w:val="0"/>
+      <w:bCs w:val="0"/>
+      <w:color w:themeColor="accent1" w:themeShade="BF" w:val="365F91"/>
+    </w:rPr>
+  </w:style>
   <w:style w:type="character" w:customStyle="1" w:styleId="KeywordTok">
     <w:name w:val="KeywordTok"/>
     <w:basedOn w:val="VerbatimChar"/>

--- a/docs/quizzes/12_quiz_joins.docx
+++ b/docs/quizzes/12_quiz_joins.docx
@@ -2756,7 +2756,7 @@
     <w:bookmarkEnd w:id="26"/>
     <w:sectPr>
       <w:pgSz w:h="15840" w:w="12240"/>
-      <w:pgMar w:bottom="1440" w:footer="720" w:gutter="0" w:header="720" w:left="1440" w:right="1440" w:top="1440"/>
+      <w:pgMar w:bottom="720" w:footer="432" w:gutter="0" w:header="432" w:left="720" w:right="1008" w:top="720"/>
       <w:cols w:space="720"/>
       <w:docGrid w:linePitch="360"/>
     </w:sectPr>
@@ -2884,7 +2884,11 @@
         <w14:ligatures w14:val="standardContextual"/>
       </w:rPr>
     </w:rPrDefault>
-    <w:pPrDefault/>
+    <w:pPrDefault>
+      <w:pPr>
+        <w:spacing w:after="0" w:before="0" w:line="240" w:lineRule="auto"/>
+      </w:pPr>
+    </w:pPrDefault>
   </w:docDefaults>
   <w:latentStyles w:count="376" w:defLockedState="0" w:defQFormat="0" w:defSemiHidden="0" w:defUIPriority="99" w:defUnhideWhenUsed="0">
     <w:lsdException w:name="Normal" w:qFormat="1" w:uiPriority="0"/>
@@ -3684,7 +3688,7 @@
     <w:qFormat/>
     <w:rsid w:val="00AF5CF1"/>
     <w:pPr>
-      <w:spacing w:after="160" w:before="160"/>
+      <w:spacing w:after="0" w:before="0"/>
       <w:jc w:val="center"/>
     </w:pPr>
     <w:rPr>
@@ -3802,7 +3806,7 @@
         <w:bottom w:color="FF0000" w:space="1" w:sz="8" w:val="single"/>
         <w:right w:color="FF0000" w:space="4" w:sz="8" w:val="single"/>
       </w:pBdr>
-      <w:spacing w:after="120" w:before="120"/>
+      <w:spacing w:after="40" w:before="40"/>
       <w:ind w:left="432" w:right="432"/>
     </w:pPr>
     <w:rPr>
@@ -3822,7 +3826,7 @@
         <w:bottom w:color="auto" w:space="1" w:sz="8" w:val="single"/>
         <w:right w:color="auto" w:space="4" w:sz="8" w:val="single"/>
       </w:pBdr>
-      <w:spacing w:after="240" w:before="240"/>
+      <w:spacing w:after="40" w:before="40"/>
       <w:ind w:left="432" w:right="432"/>
     </w:pPr>
     <w:rPr>
@@ -3836,7 +3840,7 @@
     <w:qFormat/>
     <w:rsid w:val="00771E03"/>
     <w:pPr>
-      <w:spacing w:after="240" w:before="240"/>
+      <w:spacing w:after="40" w:before="40"/>
       <w:ind w:left="432" w:right="432"/>
     </w:pPr>
     <w:rPr>
@@ -3882,7 +3886,7 @@
     <w:unhideWhenUsed/>
     <w:rsid w:val="00322D32"/>
     <w:pPr>
-      <w:spacing w:after="100"/>
+      <w:spacing w:after="0" w:before="0"/>
     </w:pPr>
   </w:style>
   <w:style w:styleId="BodyText" w:type="paragraph">
@@ -3891,7 +3895,7 @@
     <w:link w:val="BodyTextChar"/>
     <w:qFormat/>
     <w:pPr>
-      <w:spacing w:after="180" w:before="180"/>
+      <w:spacing w:after="0" w:before="0"/>
     </w:pPr>
   </w:style>
   <w:style w:customStyle="1" w:styleId="FirstParagraph" w:type="paragraph">
@@ -3899,13 +3903,16 @@
     <w:basedOn w:val="BodyText"/>
     <w:next w:val="BodyText"/>
     <w:qFormat/>
+    <w:pPr>
+      <w:spacing w:after="0" w:before="0"/>
+    </w:pPr>
   </w:style>
   <w:style w:customStyle="1" w:styleId="Compact" w:type="paragraph">
     <w:name w:val="Compact"/>
     <w:basedOn w:val="BodyText"/>
     <w:qFormat/>
     <w:pPr>
-      <w:spacing w:after="36" w:before="36"/>
+      <w:spacing w:after="0" w:before="0"/>
     </w:pPr>
   </w:style>
   <w:style w:customStyle="1" w:styleId="Author" w:type="paragraph">
@@ -3984,7 +3991,7 @@
     <w:unhideWhenUsed/>
     <w:qFormat/>
     <w:pPr>
-      <w:spacing w:after="100" w:before="100"/>
+      <w:spacing w:after="0" w:before="0"/>
       <w:ind w:firstLine="0" w:left="480" w:right="480"/>
     </w:pPr>
   </w:style>
@@ -4054,7 +4061,7 @@
     <w:basedOn w:val="Normal"/>
     <w:link w:val="BodyTextChar"/>
     <w:pPr>
-      <w:spacing w:after="120" w:before="0"/>
+      <w:spacing w:after="0" w:before="0"/>
     </w:pPr>
     <w:rPr>
       <w:i/>
@@ -4064,21 +4071,29 @@
     <w:name w:val="Table Caption"/>
     <w:basedOn w:val="Caption"/>
     <w:pPr>
+      <w:spacing w:after="0" w:before="0"/>
       <w:keepNext/>
     </w:pPr>
   </w:style>
   <w:style w:customStyle="1" w:styleId="ImageCaption" w:type="paragraph">
     <w:name w:val="Image Caption"/>
     <w:basedOn w:val="Caption"/>
+    <w:pPr>
+      <w:spacing w:after="0" w:before="0"/>
+    </w:pPr>
   </w:style>
   <w:style w:customStyle="1" w:styleId="Figure" w:type="paragraph">
     <w:name w:val="Figure"/>
     <w:basedOn w:val="Normal"/>
+    <w:pPr>
+      <w:spacing w:after="0" w:before="0"/>
+    </w:pPr>
   </w:style>
   <w:style w:customStyle="1" w:styleId="CaptionedFigure" w:type="paragraph">
     <w:name w:val="Captioned Figure"/>
     <w:basedOn w:val="Figure"/>
     <w:pPr>
+      <w:spacing w:after="0" w:before="0"/>
       <w:keepNext/>
     </w:pPr>
   </w:style>
@@ -4091,8 +4106,8 @@
     <w:name w:val="Verbatim Char"/>
     <w:basedOn w:val="BodyTextChar"/>
     <w:rPr>
-      <w:rFonts w:ascii="Consolas" w:hAnsi="Consolas"/>
-      <w:sz w:val="22"/>
+      <w:rFonts w:ascii="Courier New" w:cs="Courier New" w:hAnsi="Courier New"/>
+      <w:sz w:val="20"/>
     </w:rPr>
   </w:style>
   <w:style w:customStyle="1" w:styleId="SectionNumber" w:type="character">

--- a/docs/quizzes/12_quiz_joins.docx
+++ b/docs/quizzes/12_quiz_joins.docx
@@ -31,7 +31,7 @@
         <w:pStyle w:val="Date"/>
       </w:pPr>
       <w:r>
-        <w:t xml:space="preserve">2026-09-23</w:t>
+        <w:t xml:space="preserve">2026-09-24</w:t>
       </w:r>
     </w:p>
     <w:p>

--- a/docs/quizzes/12_quiz_joins.docx
+++ b/docs/quizzes/12_quiz_joins.docx
@@ -31,7 +31,7 @@
         <w:pStyle w:val="Date"/>
       </w:pPr>
       <w:r>
-        <w:t xml:space="preserve">2026-09-24</w:t>
+        <w:t xml:space="preserve">2026-09-29</w:t>
       </w:r>
     </w:p>
     <w:p>

--- a/docs/quizzes/12_quiz_joins.docx
+++ b/docs/quizzes/12_quiz_joins.docx
@@ -31,7 +31,7 @@
         <w:pStyle w:val="Date"/>
       </w:pPr>
       <w:r>
-        <w:t xml:space="preserve">2026-09-29</w:t>
+        <w:t xml:space="preserve">2026-10-01</w:t>
       </w:r>
     </w:p>
     <w:p>

--- a/docs/quizzes/12_quiz_joins.docx
+++ b/docs/quizzes/12_quiz_joins.docx
@@ -31,7 +31,7 @@
         <w:pStyle w:val="Date"/>
       </w:pPr>
       <w:r>
-        <w:t xml:space="preserve">2026-10-01</w:t>
+        <w:t xml:space="preserve">2026-10-05</w:t>
       </w:r>
     </w:p>
     <w:p>
